--- a/Application/txt/狗洞云台概况.docx
+++ b/Application/txt/狗洞云台概况.docx
@@ -1,6 +1,6 @@
 
 <file path=word/document.xml><?xml version="1.0" encoding="utf-8"?>
-<w:document xmlns:w="http://schemas.openxmlformats.org/wordprocessingml/2006/main" xmlns:wp="http://schemas.openxmlformats.org/drawingml/2006/wordprocessingDrawing" xmlns:r="http://schemas.openxmlformats.org/officeDocument/2006/relationships">
+<w:document xmlns:wpc="http://schemas.microsoft.com/office/word/2010/wordprocessingCanvas" xmlns:cx="http://schemas.microsoft.com/office/drawing/2014/chartex" xmlns:cx1="http://schemas.microsoft.com/office/drawing/2015/9/8/chartex" xmlns:cx2="http://schemas.microsoft.com/office/drawing/2015/10/21/chartex" xmlns:cx3="http://schemas.microsoft.com/office/drawing/2016/5/9/chartex" xmlns:cx4="http://schemas.microsoft.com/office/drawing/2016/5/10/chartex" xmlns:cx5="http://schemas.microsoft.com/office/drawing/2016/5/11/chartex" xmlns:cx6="http://schemas.microsoft.com/office/drawing/2016/5/12/chartex" xmlns:cx7="http://schemas.microsoft.com/office/drawing/2016/5/13/chartex" xmlns:cx8="http://schemas.microsoft.com/office/drawing/2016/5/14/chartex" xmlns:mc="http://schemas.openxmlformats.org/markup-compatibility/2006" xmlns:o="urn:schemas-microsoft-com:office:office" xmlns:r="http://schemas.openxmlformats.org/officeDocument/2006/relationships" xmlns:m="http://schemas.openxmlformats.org/officeDocument/2006/math" xmlns:v="urn:schemas-microsoft-com:vml" xmlns:wp14="http://schemas.microsoft.com/office/word/2010/wordprocessingDrawing" xmlns:wp="http://schemas.openxmlformats.org/drawingml/2006/wordprocessingDrawing" xmlns:w="http://schemas.openxmlformats.org/wordprocessingml/2006/main" xmlns:w14="http://schemas.microsoft.com/office/word/2010/wordml" xmlns:w10="urn:schemas-microsoft-com:office:word" xmlns:w15="http://schemas.microsoft.com/office/word/2012/wordml" xmlns:wpg="http://schemas.microsoft.com/office/word/2010/wordprocessingGroup" xmlns:wpi="http://schemas.microsoft.com/office/word/2010/wordprocessingInk" xmlns:wne="http://schemas.microsoft.com/office/word/2006/wordml" xmlns:wps="http://schemas.microsoft.com/office/word/2010/wordprocessingShape" xmlns:wpsCustomData="http://www.wps.cn/officeDocument/2013/wpsCustomData" mc:Ignorable="w14 w15 wp14">
   <w:body>
     <w:p>
       <w:pPr>
@@ -9,8 +9,8 @@
       </w:pPr>
       <w:r>
         <w:rPr>
-          <w:rFonts w:eastAsia="等线" w:ascii="Arial" w:cs="Arial" w:hAnsi="Arial"/>
-          <w:b w:val="true"/>
+          <w:rFonts w:ascii="Arial" w:hAnsi="Arial" w:eastAsia="等线" w:cs="Arial"/>
+          <w:b/>
           <w:sz w:val="52"/>
         </w:rPr>
         <w:t>狗洞云台概况</w:t>
@@ -18,17 +18,16 @@
     </w:p>
     <w:p>
       <w:pPr>
-        <w:pStyle w:val="2"/>
         <w:spacing w:before="320" w:after="120" w:line="288" w:lineRule="auto"/>
         <w:ind w:left="0"/>
         <w:jc w:val="left"/>
         <w:outlineLvl w:val="1"/>
       </w:pPr>
-      <w:bookmarkStart w:name="heading_0" w:id="0"/>
-      <w:r>
-        <w:rPr>
-          <w:rFonts w:eastAsia="等线" w:ascii="Arial" w:cs="Arial" w:hAnsi="Arial"/>
-          <w:b w:val="true"/>
+      <w:bookmarkStart w:id="0" w:name="heading_0"/>
+      <w:r>
+        <w:rPr>
+          <w:rFonts w:ascii="Arial" w:hAnsi="Arial" w:eastAsia="等线" w:cs="Arial"/>
+          <w:b/>
           <w:sz w:val="32"/>
         </w:rPr>
         <w:t>1.云台电机：</w:t>
@@ -43,7 +42,7 @@
       </w:pPr>
       <w:r>
         <w:rPr>
-          <w:rFonts w:eastAsia="等线" w:ascii="Arial" w:cs="Arial" w:hAnsi="Arial"/>
+          <w:rFonts w:ascii="Arial" w:hAnsi="Arial" w:eastAsia="等线" w:cs="Arial"/>
           <w:sz w:val="22"/>
         </w:rPr>
         <w:t>拨盘——瓴控4005电机</w:t>
@@ -57,7 +56,7 @@
       </w:pPr>
       <w:r>
         <w:rPr>
-          <w:rFonts w:eastAsia="等线" w:ascii="Arial" w:cs="Arial" w:hAnsi="Arial"/>
+          <w:rFonts w:ascii="Arial" w:hAnsi="Arial" w:eastAsia="等线" w:cs="Arial"/>
           <w:sz w:val="22"/>
         </w:rPr>
         <w:t>云台pitch，yaw——达妙电机（上板直接通信）</w:t>
@@ -71,7 +70,7 @@
       </w:pPr>
       <w:r>
         <w:rPr>
-          <w:rFonts w:eastAsia="等线" w:ascii="Arial" w:cs="Arial" w:hAnsi="Arial"/>
+          <w:rFonts w:ascii="Arial" w:hAnsi="Arial" w:eastAsia="等线" w:cs="Arial"/>
           <w:sz w:val="22"/>
         </w:rPr>
         <w:t>升降——RM2006</w:t>
@@ -85,7 +84,7 @@
       </w:pPr>
       <w:r>
         <w:rPr>
-          <w:rFonts w:eastAsia="等线" w:ascii="Arial" w:cs="Arial" w:hAnsi="Arial"/>
+          <w:rFonts w:ascii="Arial" w:hAnsi="Arial" w:eastAsia="等线" w:cs="Arial"/>
           <w:sz w:val="22"/>
         </w:rPr>
         <w:t>摩擦轮——RM3508</w:t>
@@ -93,17 +92,16 @@
     </w:p>
     <w:p>
       <w:pPr>
-        <w:pStyle w:val="2"/>
         <w:spacing w:before="320" w:after="120" w:line="288" w:lineRule="auto"/>
         <w:ind w:left="0"/>
         <w:jc w:val="left"/>
         <w:outlineLvl w:val="1"/>
       </w:pPr>
-      <w:bookmarkStart w:name="heading_1" w:id="1"/>
-      <w:r>
-        <w:rPr>
-          <w:rFonts w:eastAsia="等线" w:ascii="Arial" w:cs="Arial" w:hAnsi="Arial"/>
-          <w:b w:val="true"/>
+      <w:bookmarkStart w:id="1" w:name="heading_1"/>
+      <w:r>
+        <w:rPr>
+          <w:rFonts w:ascii="Arial" w:hAnsi="Arial" w:eastAsia="等线" w:cs="Arial"/>
+          <w:b/>
           <w:sz w:val="32"/>
         </w:rPr>
         <w:t>2.基本功能</w:t>
@@ -118,22 +116,22 @@
       </w:pPr>
       <w:r>
         <w:rPr>
-          <w:rFonts w:eastAsia="等线" w:ascii="Arial" w:cs="Arial" w:hAnsi="Arial"/>
+          <w:rFonts w:ascii="Arial" w:hAnsi="Arial" w:eastAsia="等线" w:cs="Arial"/>
           <w:sz w:val="22"/>
         </w:rPr>
         <w:t xml:space="preserve">  在实现基本转向（陀螺仪和机械模式）和发射控制的同时兼容升降，需考虑多情景下是否能控制升降，这部分由</w:t>
       </w:r>
       <w:r>
         <w:rPr>
-          <w:rFonts w:eastAsia="等线" w:ascii="Arial" w:cs="Arial" w:hAnsi="Arial"/>
-          <w:b w:val="true"/>
+          <w:rFonts w:ascii="Arial" w:hAnsi="Arial" w:eastAsia="等线" w:cs="Arial"/>
+          <w:b/>
           <w:sz w:val="22"/>
         </w:rPr>
         <w:t xml:space="preserve">Application\ProtocolLayer\communicate.h 中的Board_State_Meg_t lift_state </w:t>
       </w:r>
       <w:r>
         <w:rPr>
-          <w:rFonts w:eastAsia="等线" w:ascii="Arial" w:cs="Arial" w:hAnsi="Arial"/>
+          <w:rFonts w:ascii="Arial" w:hAnsi="Arial" w:eastAsia="等线" w:cs="Arial"/>
           <w:sz w:val="22"/>
         </w:rPr>
         <w:t>决定，具体控制逻辑交由下板配合键鼠操作决定</w:t>
@@ -147,7 +145,7 @@
       </w:pPr>
       <w:r>
         <w:rPr>
-          <w:rFonts w:eastAsia="等线" w:ascii="Arial" w:cs="Arial" w:hAnsi="Arial"/>
+          <w:rFonts w:ascii="Arial" w:hAnsi="Arial" w:eastAsia="等线" w:cs="Arial"/>
           <w:sz w:val="22"/>
         </w:rPr>
         <w:t xml:space="preserve">  新手调试期间可暂时不关注升降电机部分代码，但需注意，机械结构异常的情况下可能出现丝杆自锁性能较差导致云台下滑的情况</w:t>
@@ -155,17 +153,16 @@
     </w:p>
     <w:p>
       <w:pPr>
-        <w:pStyle w:val="2"/>
         <w:spacing w:before="320" w:after="120" w:line="288" w:lineRule="auto"/>
         <w:ind w:left="0"/>
         <w:jc w:val="left"/>
         <w:outlineLvl w:val="1"/>
       </w:pPr>
-      <w:bookmarkStart w:name="heading_2" w:id="2"/>
-      <w:r>
-        <w:rPr>
-          <w:rFonts w:eastAsia="等线" w:ascii="Arial" w:cs="Arial" w:hAnsi="Arial"/>
-          <w:b w:val="true"/>
+      <w:bookmarkStart w:id="2" w:name="heading_2"/>
+      <w:r>
+        <w:rPr>
+          <w:rFonts w:ascii="Arial" w:hAnsi="Arial" w:eastAsia="等线" w:cs="Arial"/>
+          <w:b/>
           <w:sz w:val="32"/>
         </w:rPr>
         <w:t>3.代码结构</w:t>
@@ -180,7 +177,7 @@
       </w:pPr>
       <w:r>
         <w:rPr>
-          <w:rFonts w:eastAsia="等线" w:ascii="Arial" w:cs="Arial" w:hAnsi="Arial"/>
+          <w:rFonts w:ascii="Arial" w:hAnsi="Arial" w:eastAsia="等线" w:cs="Arial"/>
           <w:sz w:val="22"/>
         </w:rPr>
         <w:t>整份代码大体为以下结构</w:t>
@@ -194,20 +191,24 @@
       </w:pPr>
       <w:r>
         <w:drawing>
-          <wp:inline distT="0" distR="0" distB="0" distL="0">
-            <wp:extent cx="5257800" cy="1752600"/>
-            <wp:docPr id="0" name="Drawing 0" descr=""/>
+          <wp:inline distT="0" distB="0" distL="114300" distR="114300">
+            <wp:extent cx="5266690" cy="2559685"/>
+            <wp:effectExtent l="0" t="0" r="635" b="2540"/>
+            <wp:docPr id="2" name="图片 1"/>
+            <wp:cNvGraphicFramePr>
+              <a:graphicFrameLocks xmlns:a="http://schemas.openxmlformats.org/drawingml/2006/main" noChangeAspect="1"/>
+            </wp:cNvGraphicFramePr>
             <a:graphic xmlns:a="http://schemas.openxmlformats.org/drawingml/2006/main">
               <a:graphicData uri="http://schemas.openxmlformats.org/drawingml/2006/picture">
                 <pic:pic xmlns:pic="http://schemas.openxmlformats.org/drawingml/2006/picture">
                   <pic:nvPicPr>
-                    <pic:cNvPr id="0" name="Picture 0" descr=""/>
+                    <pic:cNvPr id="2" name="图片 1"/>
                     <pic:cNvPicPr>
-                      <a:picLocks noChangeAspect="true"/>
+                      <a:picLocks noChangeAspect="1"/>
                     </pic:cNvPicPr>
                   </pic:nvPicPr>
                   <pic:blipFill>
-                    <a:blip r:embed="rId4"/>
+                    <a:blip r:embed="rId6"/>
                     <a:stretch>
                       <a:fillRect/>
                     </a:stretch>
@@ -215,11 +216,15 @@
                   <pic:spPr>
                     <a:xfrm>
                       <a:off x="0" y="0"/>
-                      <a:ext cx="5257800" cy="1752600"/>
+                      <a:ext cx="5266690" cy="2559685"/>
                     </a:xfrm>
                     <a:prstGeom prst="rect">
                       <a:avLst/>
                     </a:prstGeom>
+                    <a:noFill/>
+                    <a:ln>
+                      <a:noFill/>
+                    </a:ln>
                   </pic:spPr>
                 </pic:pic>
               </a:graphicData>
@@ -227,20 +232,21 @@
           </wp:inline>
         </w:drawing>
       </w:r>
-    </w:p>
-    <w:p>
-      <w:pPr>
-        <w:pStyle w:val="2"/>
+      <w:bookmarkStart w:id="4" w:name="_GoBack"/>
+      <w:bookmarkEnd w:id="4"/>
+    </w:p>
+    <w:p>
+      <w:pPr>
         <w:spacing w:before="320" w:after="120" w:line="288" w:lineRule="auto"/>
         <w:ind w:left="0"/>
         <w:jc w:val="left"/>
         <w:outlineLvl w:val="1"/>
       </w:pPr>
-      <w:bookmarkStart w:name="heading_3" w:id="3"/>
-      <w:r>
-        <w:rPr>
-          <w:rFonts w:eastAsia="等线" w:ascii="Arial" w:cs="Arial" w:hAnsi="Arial"/>
-          <w:b w:val="true"/>
+      <w:bookmarkStart w:id="3" w:name="heading_3"/>
+      <w:r>
+        <w:rPr>
+          <w:rFonts w:ascii="Arial" w:hAnsi="Arial" w:eastAsia="等线" w:cs="Arial"/>
+          <w:b/>
           <w:sz w:val="32"/>
         </w:rPr>
         <w:t>4.存在问题&amp;&amp;踩过的坑</w:t>
@@ -250,6 +256,7 @@
     <w:p>
       <w:pPr>
         <w:numPr>
+          <w:ilvl w:val="0"/>
           <w:numId w:val="1"/>
         </w:numPr>
         <w:spacing w:before="120" w:after="120" w:line="288" w:lineRule="auto"/>
@@ -258,7 +265,7 @@
       </w:pPr>
       <w:r>
         <w:rPr>
-          <w:rFonts w:eastAsia="等线" w:ascii="Arial" w:cs="Arial" w:hAnsi="Arial"/>
+          <w:rFonts w:ascii="Arial" w:hAnsi="Arial" w:eastAsia="等线" w:cs="Arial"/>
           <w:sz w:val="22"/>
         </w:rPr>
         <w:t>云台升降因使用的是每次上电零点会改变的2006电机，采用的是开控进行一次完整下降记录零点，后续根据零点进行升降位置确定，代码中遗留了一部分测试用超时代码和标志位并未使用，也未删除</w:t>
@@ -267,6 +274,7 @@
     <w:p>
       <w:pPr>
         <w:numPr>
+          <w:ilvl w:val="0"/>
           <w:numId w:val="2"/>
         </w:numPr>
         <w:spacing w:before="120" w:after="120" w:line="288" w:lineRule="auto"/>
@@ -275,7 +283,7 @@
       </w:pPr>
       <w:r>
         <w:rPr>
-          <w:rFonts w:eastAsia="等线" w:ascii="Arial" w:cs="Arial" w:hAnsi="Arial"/>
+          <w:rFonts w:ascii="Arial" w:hAnsi="Arial" w:eastAsia="等线" w:cs="Arial"/>
           <w:sz w:val="22"/>
         </w:rPr>
         <w:t>初版升降直接使用速度环去撞限位，不记录零点，速度快但容易对机械结构有损坏，因此放弃此方案，但部分代码仍遗留在工程文件中未删去，使用时这一点需注意</w:t>
@@ -284,6 +292,7 @@
     <w:p>
       <w:pPr>
         <w:numPr>
+          <w:ilvl w:val="0"/>
           <w:numId w:val="3"/>
         </w:numPr>
         <w:spacing w:before="120" w:after="120" w:line="288" w:lineRule="auto"/>
@@ -292,15 +301,15 @@
       </w:pPr>
       <w:r>
         <w:rPr>
-          <w:rFonts w:eastAsia="等线" w:ascii="Arial" w:cs="Arial" w:hAnsi="Arial"/>
+          <w:rFonts w:ascii="Arial" w:hAnsi="Arial" w:eastAsia="等线" w:cs="Arial"/>
           <w:sz w:val="22"/>
         </w:rPr>
         <w:t>同一套升降参数在使用过程中可能会出现升降异常，机械零件异常（承轴损坏，丝杆结构螺丝松动或安装失误导致螺母座和丝杆不同心等）都可能导致升降所需力矩变化，调试时需</w:t>
       </w:r>
       <w:r>
         <w:rPr>
-          <w:rFonts w:eastAsia="等线" w:ascii="Arial" w:cs="Arial" w:hAnsi="Arial"/>
-          <w:b w:val="true"/>
+          <w:rFonts w:ascii="Arial" w:hAnsi="Arial" w:eastAsia="等线" w:cs="Arial"/>
+          <w:b/>
           <w:sz w:val="22"/>
         </w:rPr>
         <w:t>注意到达最高点限位后不要对电机施加太大的力，极易导致损坏！！！</w:t>
@@ -309,6 +318,7 @@
     <w:p>
       <w:pPr>
         <w:numPr>
+          <w:ilvl w:val="0"/>
           <w:numId w:val="4"/>
         </w:numPr>
         <w:spacing w:before="120" w:after="120" w:line="288" w:lineRule="auto"/>
@@ -317,22 +327,22 @@
       </w:pPr>
       <w:r>
         <w:rPr>
-          <w:rFonts w:eastAsia="等线" w:ascii="Arial" w:cs="Arial" w:hAnsi="Arial"/>
+          <w:rFonts w:ascii="Arial" w:hAnsi="Arial" w:eastAsia="等线" w:cs="Arial"/>
           <w:sz w:val="22"/>
         </w:rPr>
         <w:t>拨盘在一个特殊位置（弹链刚好接近空出一个弹位时）若位置环err比较大，极容易出现双发情况，若使用的电机不会出现零点改变的情况，可以在初始时复位，控制不处于这特殊位置，本代码采取初始复位操作，为保证不堵塞摩擦轮，因此先复位再转动摩擦轮，在此期间可能射出弹丸，</w:t>
       </w:r>
       <w:r>
         <w:rPr>
-          <w:rFonts w:eastAsia="等线" w:ascii="Arial" w:cs="Arial" w:hAnsi="Arial"/>
-          <w:b w:val="true"/>
+          <w:rFonts w:ascii="Arial" w:hAnsi="Arial" w:eastAsia="等线" w:cs="Arial"/>
+          <w:b/>
           <w:sz w:val="22"/>
         </w:rPr>
         <w:t>开摩擦轮前请套袋</w:t>
       </w:r>
       <w:r>
         <w:rPr>
-          <w:rFonts w:eastAsia="等线" w:ascii="Arial" w:cs="Arial" w:hAnsi="Arial"/>
+          <w:rFonts w:ascii="Arial" w:hAnsi="Arial" w:eastAsia="等线" w:cs="Arial"/>
           <w:sz w:val="22"/>
         </w:rPr>
         <w:t>(可以将复位时和正常运行时的摩擦轮设置为两个速度，防止误伤）</w:t>
@@ -341,6 +351,7 @@
     <w:p>
       <w:pPr>
         <w:numPr>
+          <w:ilvl w:val="0"/>
           <w:numId w:val="5"/>
         </w:numPr>
         <w:spacing w:before="120" w:after="120" w:line="288" w:lineRule="auto"/>
@@ -349,7 +360,7 @@
       </w:pPr>
       <w:r>
         <w:rPr>
-          <w:rFonts w:eastAsia="等线" w:ascii="Arial" w:cs="Arial" w:hAnsi="Arial"/>
+          <w:rFonts w:ascii="Arial" w:hAnsi="Arial" w:eastAsia="等线" w:cs="Arial"/>
           <w:sz w:val="22"/>
         </w:rPr>
         <w:t>代码的热量限制保留了两套代码，一套为队内传统分段限速热量限制，另一套为同济热量限制代码，更改时需更改切换板间通信传输的裁判系统信息</w:t>
@@ -358,6 +369,7 @@
     <w:p>
       <w:pPr>
         <w:numPr>
+          <w:ilvl w:val="0"/>
           <w:numId w:val="6"/>
         </w:numPr>
         <w:spacing w:before="120" w:after="120" w:line="288" w:lineRule="auto"/>
@@ -366,7 +378,7 @@
       </w:pPr>
       <w:r>
         <w:rPr>
-          <w:rFonts w:eastAsia="等线" w:ascii="Arial" w:cs="Arial" w:hAnsi="Arial"/>
+          <w:rFonts w:ascii="Arial" w:hAnsi="Arial" w:eastAsia="等线" w:cs="Arial"/>
           <w:sz w:val="22"/>
         </w:rPr>
         <w:t>比赛场地和家里的温度差比较大，容易导致摩擦轮掉速，影响自瞄弹道，弹速自适应应用于此处，根据实际情况调整步长</w:t>
@@ -375,6 +387,7 @@
     <w:p>
       <w:pPr>
         <w:numPr>
+          <w:ilvl w:val="0"/>
           <w:numId w:val="7"/>
         </w:numPr>
         <w:spacing w:before="120" w:after="120" w:line="288" w:lineRule="auto"/>
@@ -383,7 +396,7 @@
       </w:pPr>
       <w:r>
         <w:rPr>
-          <w:rFonts w:eastAsia="等线" w:ascii="Arial" w:cs="Arial" w:hAnsi="Arial"/>
+          <w:rFonts w:ascii="Arial" w:hAnsi="Arial" w:eastAsia="等线" w:cs="Arial"/>
           <w:sz w:val="22"/>
         </w:rPr>
         <w:t>DT7遥控器在使用时，可能是由于接收机或驱动层代码存在问题的缘故，拨轮初始会接收到一组随机数据，这组随机数据若超过设定识别阈值，可能会导致误触发，因此在底盘代码中加入了一组延迟拨轮生效的代码</w:t>
@@ -391,31 +404,54 @@
     </w:p>
     <w:tbl>
       <w:tblPr>
+        <w:tblStyle w:val="2"/>
         <w:tblW w:w="0" w:type="auto"/>
         <w:tblInd w:w="0" w:type="dxa"/>
         <w:tblBorders>
-          <w:top w:val="single" w:color="dee0e3"/>
-          <w:left w:val="single" w:color="dee0e3"/>
-          <w:bottom w:val="single" w:color="dee0e3"/>
-          <w:right w:val="single" w:color="dee0e3"/>
-          <w:insideH w:val="single" w:color="dee0e3"/>
-          <w:insideV w:val="single" w:color="dee0e3"/>
+          <w:top w:val="single" w:color="DEE0E3" w:sz="0" w:space="0"/>
+          <w:left w:val="single" w:color="DEE0E3" w:sz="0" w:space="0"/>
+          <w:bottom w:val="single" w:color="DEE0E3" w:sz="0" w:space="0"/>
+          <w:right w:val="single" w:color="DEE0E3" w:sz="0" w:space="0"/>
+          <w:insideH w:val="single" w:color="DEE0E3" w:sz="0" w:space="0"/>
+          <w:insideV w:val="single" w:color="DEE0E3" w:sz="0" w:space="0"/>
         </w:tblBorders>
         <w:tblLayout w:type="fixed"/>
+        <w:tblCellMar>
+          <w:top w:w="0" w:type="dxa"/>
+          <w:left w:w="10" w:type="dxa"/>
+          <w:bottom w:w="0" w:type="dxa"/>
+          <w:right w:w="10" w:type="dxa"/>
+        </w:tblCellMar>
       </w:tblPr>
       <w:tblGrid>
         <w:gridCol w:w="8280"/>
       </w:tblGrid>
       <w:tr>
+        <w:tblPrEx>
+          <w:tblBorders>
+            <w:top w:val="single" w:color="DEE0E3" w:sz="0" w:space="0"/>
+            <w:left w:val="single" w:color="DEE0E3" w:sz="0" w:space="0"/>
+            <w:bottom w:val="single" w:color="DEE0E3" w:sz="0" w:space="0"/>
+            <w:right w:val="single" w:color="DEE0E3" w:sz="0" w:space="0"/>
+            <w:insideH w:val="single" w:color="DEE0E3" w:sz="0" w:space="0"/>
+            <w:insideV w:val="single" w:color="DEE0E3" w:sz="0" w:space="0"/>
+          </w:tblBorders>
+          <w:tblCellMar>
+            <w:top w:w="0" w:type="dxa"/>
+            <w:left w:w="10" w:type="dxa"/>
+            <w:bottom w:w="0" w:type="dxa"/>
+            <w:right w:w="10" w:type="dxa"/>
+          </w:tblCellMar>
+        </w:tblPrEx>
         <w:tc>
           <w:tcPr>
             <w:tcW w:w="8280" w:type="dxa"/>
-            <w:shd w:color="auto" w:val="clear" w:fill="f5f6f7"/>
+            <w:shd w:val="clear" w:color="auto" w:fill="F5F6F7"/>
             <w:tcMar>
-              <w:top w:type="dxa" w:w="60"/>
-              <w:left w:type="dxa" w:w="120"/>
-              <w:bottom w:type="dxa" w:w="30"/>
-              <w:right w:type="dxa" w:w="120"/>
+              <w:top w:w="60" w:type="dxa"/>
+              <w:left w:w="120" w:type="dxa"/>
+              <w:bottom w:w="30" w:type="dxa"/>
+              <w:right w:w="120" w:type="dxa"/>
             </w:tcMar>
           </w:tcPr>
           <w:p>
@@ -425,36 +461,121 @@
             </w:pPr>
             <w:r>
               <w:rPr>
-                <w:rFonts w:eastAsia="Consolas" w:ascii="Consolas" w:cs="Consolas" w:hAnsi="Consolas"/>
-                <w:color w:val="646a73"/>
+                <w:rFonts w:ascii="Consolas" w:hAnsi="Consolas" w:eastAsia="Consolas" w:cs="Consolas"/>
+                <w:color w:val="646A73"/>
                 <w:sz w:val="22"/>
               </w:rPr>
               <w:t>C</w:t>
+            </w:r>
+            <w:r>
+              <w:rPr>
+                <w:rFonts w:ascii="Consolas" w:hAnsi="Consolas" w:eastAsia="Consolas" w:cs="Consolas"/>
+                <w:color w:val="646A73"/>
+                <w:sz w:val="22"/>
+              </w:rPr>
               <w:br w:type="textWrapping"/>
             </w:r>
             <w:r>
               <w:rPr>
-                <w:rFonts w:eastAsia="Consolas" w:ascii="Consolas" w:cs="Consolas" w:hAnsi="Consolas"/>
+                <w:rFonts w:ascii="Consolas" w:hAnsi="Consolas" w:eastAsia="Consolas" w:cs="Consolas"/>
                 <w:sz w:val="22"/>
               </w:rPr>
               <w:t>if(r_time &lt;= 1000)</w:t>
-              <w:br/>
+            </w:r>
+            <w:r>
+              <w:rPr>
+                <w:rFonts w:ascii="Consolas" w:hAnsi="Consolas" w:eastAsia="Consolas" w:cs="Consolas"/>
+                <w:sz w:val="22"/>
+              </w:rPr>
+              <w:br w:type="textWrapping"/>
+            </w:r>
+            <w:r>
+              <w:rPr>
+                <w:rFonts w:ascii="Consolas" w:hAnsi="Consolas" w:eastAsia="Consolas" w:cs="Consolas"/>
+                <w:sz w:val="22"/>
+              </w:rPr>
               <w:t>{</w:t>
-              <w:br/>
+            </w:r>
+            <w:r>
+              <w:rPr>
+                <w:rFonts w:ascii="Consolas" w:hAnsi="Consolas" w:eastAsia="Consolas" w:cs="Consolas"/>
+                <w:sz w:val="22"/>
+              </w:rPr>
+              <w:br w:type="textWrapping"/>
+            </w:r>
+            <w:r>
+              <w:rPr>
+                <w:rFonts w:ascii="Consolas" w:hAnsi="Consolas" w:eastAsia="Consolas" w:cs="Consolas"/>
+                <w:sz w:val="22"/>
+              </w:rPr>
               <w:t xml:space="preserve">  thumbwheel_record = 0;</w:t>
-              <w:br/>
+            </w:r>
+            <w:r>
+              <w:rPr>
+                <w:rFonts w:ascii="Consolas" w:hAnsi="Consolas" w:eastAsia="Consolas" w:cs="Consolas"/>
+                <w:sz w:val="22"/>
+              </w:rPr>
+              <w:br w:type="textWrapping"/>
+            </w:r>
+            <w:r>
+              <w:rPr>
+                <w:rFonts w:ascii="Consolas" w:hAnsi="Consolas" w:eastAsia="Consolas" w:cs="Consolas"/>
+                <w:sz w:val="22"/>
+              </w:rPr>
               <w:t>}</w:t>
-              <w:br/>
+            </w:r>
+            <w:r>
+              <w:rPr>
+                <w:rFonts w:ascii="Consolas" w:hAnsi="Consolas" w:eastAsia="Consolas" w:cs="Consolas"/>
+                <w:sz w:val="22"/>
+              </w:rPr>
+              <w:br w:type="textWrapping"/>
+            </w:r>
+            <w:r>
+              <w:rPr>
+                <w:rFonts w:ascii="Consolas" w:hAnsi="Consolas" w:eastAsia="Consolas" w:cs="Consolas"/>
+                <w:sz w:val="22"/>
+              </w:rPr>
               <w:t>if(rc_sen-&gt;work_state == DEV_OFFLINE)</w:t>
-              <w:br/>
+            </w:r>
+            <w:r>
+              <w:rPr>
+                <w:rFonts w:ascii="Consolas" w:hAnsi="Consolas" w:eastAsia="Consolas" w:cs="Consolas"/>
+                <w:sz w:val="22"/>
+              </w:rPr>
+              <w:br w:type="textWrapping"/>
+            </w:r>
+            <w:r>
+              <w:rPr>
+                <w:rFonts w:ascii="Consolas" w:hAnsi="Consolas" w:eastAsia="Consolas" w:cs="Consolas"/>
+                <w:sz w:val="22"/>
+              </w:rPr>
               <w:t>{</w:t>
-              <w:br/>
+            </w:r>
+            <w:r>
+              <w:rPr>
+                <w:rFonts w:ascii="Consolas" w:hAnsi="Consolas" w:eastAsia="Consolas" w:cs="Consolas"/>
+                <w:sz w:val="22"/>
+              </w:rPr>
+              <w:br w:type="textWrapping"/>
+            </w:r>
+            <w:r>
+              <w:rPr>
+                <w:rFonts w:ascii="Consolas" w:hAnsi="Consolas" w:eastAsia="Consolas" w:cs="Consolas"/>
+                <w:sz w:val="22"/>
+              </w:rPr>
               <w:t xml:space="preserve">   r_time = 0;</w:t>
-              <w:br/>
-            </w:r>
-            <w:r>
-              <w:rPr>
-                <w:rFonts w:eastAsia="Consolas" w:ascii="Consolas" w:cs="Consolas" w:hAnsi="Consolas"/>
+            </w:r>
+            <w:r>
+              <w:rPr>
+                <w:rFonts w:ascii="Consolas" w:hAnsi="Consolas" w:eastAsia="Consolas" w:cs="Consolas"/>
+                <w:sz w:val="22"/>
+              </w:rPr>
+              <w:br w:type="textWrapping"/>
+            </w:r>
+            <w:r>
+              <w:rPr>
+                <w:rFonts w:ascii="Consolas" w:hAnsi="Consolas" w:eastAsia="Consolas" w:cs="Consolas"/>
                 <w:sz w:val="22"/>
               </w:rPr>
               <w:t>}</w:t>
@@ -466,6 +587,7 @@
     <w:p>
       <w:pPr>
         <w:numPr>
+          <w:ilvl w:val="0"/>
           <w:numId w:val="8"/>
         </w:numPr>
         <w:spacing w:before="120" w:after="120" w:line="288" w:lineRule="auto"/>
@@ -474,7 +596,7 @@
       </w:pPr>
       <w:r>
         <w:rPr>
-          <w:rFonts w:eastAsia="等线" w:ascii="Arial" w:cs="Arial" w:hAnsi="Arial"/>
+          <w:rFonts w:ascii="Arial" w:hAnsi="Arial" w:eastAsia="等线" w:cs="Arial"/>
           <w:sz w:val="22"/>
         </w:rPr>
         <w:t>程序中的fdcan有时会因为各种因素进入can错误状态，最终导致can总线关闭，而stm32h7无自动开启总线的设置，因此在代码中补充一段强制开启的代码</w:t>
@@ -482,31 +604,54 @@
     </w:p>
     <w:tbl>
       <w:tblPr>
+        <w:tblStyle w:val="2"/>
         <w:tblW w:w="0" w:type="auto"/>
         <w:tblInd w:w="0" w:type="dxa"/>
         <w:tblBorders>
-          <w:top w:val="single" w:color="dee0e3"/>
-          <w:left w:val="single" w:color="dee0e3"/>
-          <w:bottom w:val="single" w:color="dee0e3"/>
-          <w:right w:val="single" w:color="dee0e3"/>
-          <w:insideH w:val="single" w:color="dee0e3"/>
-          <w:insideV w:val="single" w:color="dee0e3"/>
+          <w:top w:val="single" w:color="DEE0E3" w:sz="0" w:space="0"/>
+          <w:left w:val="single" w:color="DEE0E3" w:sz="0" w:space="0"/>
+          <w:bottom w:val="single" w:color="DEE0E3" w:sz="0" w:space="0"/>
+          <w:right w:val="single" w:color="DEE0E3" w:sz="0" w:space="0"/>
+          <w:insideH w:val="single" w:color="DEE0E3" w:sz="0" w:space="0"/>
+          <w:insideV w:val="single" w:color="DEE0E3" w:sz="0" w:space="0"/>
         </w:tblBorders>
         <w:tblLayout w:type="fixed"/>
+        <w:tblCellMar>
+          <w:top w:w="0" w:type="dxa"/>
+          <w:left w:w="10" w:type="dxa"/>
+          <w:bottom w:w="0" w:type="dxa"/>
+          <w:right w:w="10" w:type="dxa"/>
+        </w:tblCellMar>
       </w:tblPr>
       <w:tblGrid>
         <w:gridCol w:w="8280"/>
       </w:tblGrid>
       <w:tr>
+        <w:tblPrEx>
+          <w:tblBorders>
+            <w:top w:val="single" w:color="DEE0E3" w:sz="0" w:space="0"/>
+            <w:left w:val="single" w:color="DEE0E3" w:sz="0" w:space="0"/>
+            <w:bottom w:val="single" w:color="DEE0E3" w:sz="0" w:space="0"/>
+            <w:right w:val="single" w:color="DEE0E3" w:sz="0" w:space="0"/>
+            <w:insideH w:val="single" w:color="DEE0E3" w:sz="0" w:space="0"/>
+            <w:insideV w:val="single" w:color="DEE0E3" w:sz="0" w:space="0"/>
+          </w:tblBorders>
+          <w:tblCellMar>
+            <w:top w:w="0" w:type="dxa"/>
+            <w:left w:w="10" w:type="dxa"/>
+            <w:bottom w:w="0" w:type="dxa"/>
+            <w:right w:w="10" w:type="dxa"/>
+          </w:tblCellMar>
+        </w:tblPrEx>
         <w:tc>
           <w:tcPr>
             <w:tcW w:w="8280" w:type="dxa"/>
-            <w:shd w:color="auto" w:val="clear" w:fill="f5f6f7"/>
+            <w:shd w:val="clear" w:color="auto" w:fill="F5F6F7"/>
             <w:tcMar>
-              <w:top w:type="dxa" w:w="60"/>
-              <w:left w:type="dxa" w:w="120"/>
-              <w:bottom w:type="dxa" w:w="30"/>
-              <w:right w:type="dxa" w:w="120"/>
+              <w:top w:w="60" w:type="dxa"/>
+              <w:left w:w="120" w:type="dxa"/>
+              <w:bottom w:w="30" w:type="dxa"/>
+              <w:right w:w="120" w:type="dxa"/>
             </w:tcMar>
           </w:tcPr>
           <w:p>
@@ -516,28 +661,65 @@
             </w:pPr>
             <w:r>
               <w:rPr>
-                <w:rFonts w:eastAsia="Consolas" w:ascii="Consolas" w:cs="Consolas" w:hAnsi="Consolas"/>
-                <w:color w:val="646a73"/>
+                <w:rFonts w:ascii="Consolas" w:hAnsi="Consolas" w:eastAsia="Consolas" w:cs="Consolas"/>
+                <w:color w:val="646A73"/>
                 <w:sz w:val="22"/>
               </w:rPr>
               <w:t>C</w:t>
+            </w:r>
+            <w:r>
+              <w:rPr>
+                <w:rFonts w:ascii="Consolas" w:hAnsi="Consolas" w:eastAsia="Consolas" w:cs="Consolas"/>
+                <w:color w:val="646A73"/>
+                <w:sz w:val="22"/>
+              </w:rPr>
               <w:br w:type="textWrapping"/>
             </w:r>
             <w:r>
               <w:rPr>
-                <w:rFonts w:eastAsia="Consolas" w:ascii="Consolas" w:cs="Consolas" w:hAnsi="Consolas"/>
+                <w:rFonts w:ascii="Consolas" w:hAnsi="Consolas" w:eastAsia="Consolas" w:cs="Consolas"/>
                 <w:sz w:val="22"/>
               </w:rPr>
               <w:t>if (hcan-&gt;Instance-&gt;ECR != 0U)</w:t>
-              <w:br/>
+            </w:r>
+            <w:r>
+              <w:rPr>
+                <w:rFonts w:ascii="Consolas" w:hAnsi="Consolas" w:eastAsia="Consolas" w:cs="Consolas"/>
+                <w:sz w:val="22"/>
+              </w:rPr>
+              <w:br w:type="textWrapping"/>
+            </w:r>
+            <w:r>
+              <w:rPr>
+                <w:rFonts w:ascii="Consolas" w:hAnsi="Consolas" w:eastAsia="Consolas" w:cs="Consolas"/>
+                <w:sz w:val="22"/>
+              </w:rPr>
               <w:t xml:space="preserve">    {</w:t>
-              <w:br/>
+            </w:r>
+            <w:r>
+              <w:rPr>
+                <w:rFonts w:ascii="Consolas" w:hAnsi="Consolas" w:eastAsia="Consolas" w:cs="Consolas"/>
+                <w:sz w:val="22"/>
+              </w:rPr>
+              <w:br w:type="textWrapping"/>
+            </w:r>
+            <w:r>
+              <w:rPr>
+                <w:rFonts w:ascii="Consolas" w:hAnsi="Consolas" w:eastAsia="Consolas" w:cs="Consolas"/>
+                <w:sz w:val="22"/>
+              </w:rPr>
               <w:t xml:space="preserve">        CLEAR_BIT(hcan-&gt;Instance-&gt;CCCR, FDCAN_CCCR_INIT);</w:t>
-              <w:br/>
-            </w:r>
-            <w:r>
-              <w:rPr>
-                <w:rFonts w:eastAsia="Consolas" w:ascii="Consolas" w:cs="Consolas" w:hAnsi="Consolas"/>
+            </w:r>
+            <w:r>
+              <w:rPr>
+                <w:rFonts w:ascii="Consolas" w:hAnsi="Consolas" w:eastAsia="Consolas" w:cs="Consolas"/>
+                <w:sz w:val="22"/>
+              </w:rPr>
+              <w:br w:type="textWrapping"/>
+            </w:r>
+            <w:r>
+              <w:rPr>
+                <w:rFonts w:ascii="Consolas" w:hAnsi="Consolas" w:eastAsia="Consolas" w:cs="Consolas"/>
                 <w:sz w:val="22"/>
               </w:rPr>
               <w:t xml:space="preserve">    }</w:t>
@@ -554,135 +736,742 @@
       </w:pPr>
     </w:p>
     <w:sectPr>
-      <w:footerReference w:type="default" r:id="rId3"/>
-      <w:headerReference w:type="default" r:id="rId6"/>
-      <w:pgSz w:orient="portrait" w:h="16840" w:w="11905"/>
+      <w:headerReference r:id="rId3" w:type="default"/>
+      <w:footerReference r:id="rId4" w:type="default"/>
+      <w:pgSz w:w="11905" w:h="16840"/>
+      <w:cols w:space="720" w:num="1"/>
     </w:sectPr>
   </w:body>
 </w:document>
 </file>
 
 <file path=word/footer1.xml><?xml version="1.0" encoding="utf-8"?>
-<w:ftr xmlns:w="http://schemas.openxmlformats.org/wordprocessingml/2006/main">
+<w:ftr xmlns:wpc="http://schemas.microsoft.com/office/word/2010/wordprocessingCanvas" xmlns:mc="http://schemas.openxmlformats.org/markup-compatibility/2006" xmlns:o="urn:schemas-microsoft-com:office:office" xmlns:r="http://schemas.openxmlformats.org/officeDocument/2006/relationships" xmlns:m="http://schemas.openxmlformats.org/officeDocument/2006/math" xmlns:v="urn:schemas-microsoft-com:vml" xmlns:wp14="http://schemas.microsoft.com/office/word/2010/wordprocessingDrawing" xmlns:wp="http://schemas.openxmlformats.org/drawingml/2006/wordprocessingDrawing" xmlns:w10="urn:schemas-microsoft-com:office:word" xmlns:w="http://schemas.openxmlformats.org/wordprocessingml/2006/main" xmlns:w14="http://schemas.microsoft.com/office/word/2010/wordml" xmlns:w15="http://schemas.microsoft.com/office/word/2012/wordml" xmlns:wpg="http://schemas.microsoft.com/office/word/2010/wordprocessingGroup" xmlns:wpi="http://schemas.microsoft.com/office/word/2010/wordprocessingInk" xmlns:wne="http://schemas.microsoft.com/office/word/2006/wordml" xmlns:wps="http://schemas.microsoft.com/office/word/2010/wordprocessingShape" xmlns:wpsCustomData="http://www.wps.cn/officeDocument/2013/wpsCustomData" mc:Ignorable="w14 w15 wp14">
   <w:p/>
 </w:ftr>
 </file>
 
 <file path=word/header1.xml><?xml version="1.0" encoding="utf-8"?>
-<w:hdr xmlns:w="http://schemas.openxmlformats.org/wordprocessingml/2006/main">
+<w:hdr xmlns:wpc="http://schemas.microsoft.com/office/word/2010/wordprocessingCanvas" xmlns:mc="http://schemas.openxmlformats.org/markup-compatibility/2006" xmlns:o="urn:schemas-microsoft-com:office:office" xmlns:r="http://schemas.openxmlformats.org/officeDocument/2006/relationships" xmlns:m="http://schemas.openxmlformats.org/officeDocument/2006/math" xmlns:v="urn:schemas-microsoft-com:vml" xmlns:wp14="http://schemas.microsoft.com/office/word/2010/wordprocessingDrawing" xmlns:wp="http://schemas.openxmlformats.org/drawingml/2006/wordprocessingDrawing" xmlns:w10="urn:schemas-microsoft-com:office:word" xmlns:w="http://schemas.openxmlformats.org/wordprocessingml/2006/main" xmlns:w14="http://schemas.microsoft.com/office/word/2010/wordml" xmlns:w15="http://schemas.microsoft.com/office/word/2012/wordml" xmlns:wpg="http://schemas.microsoft.com/office/word/2010/wordprocessingGroup" xmlns:wpi="http://schemas.microsoft.com/office/word/2010/wordprocessingInk" xmlns:wne="http://schemas.microsoft.com/office/word/2006/wordml" xmlns:wps="http://schemas.microsoft.com/office/word/2010/wordprocessingShape" xmlns:wpsCustomData="http://www.wps.cn/officeDocument/2013/wpsCustomData" mc:Ignorable="w14 w15 wp14">
   <w:p/>
 </w:hdr>
 </file>
 
 <file path=word/numbering.xml><?xml version="1.0" encoding="utf-8"?>
-<w:numbering xmlns:w="http://schemas.openxmlformats.org/wordprocessingml/2006/main">
-  <w:abstractNum w:abstractNumId="1666487">
-    <w:lvl>
+<w:numbering xmlns:wpc="http://schemas.microsoft.com/office/word/2010/wordprocessingCanvas" xmlns:mc="http://schemas.openxmlformats.org/markup-compatibility/2006" xmlns:o="urn:schemas-microsoft-com:office:office" xmlns:r="http://schemas.openxmlformats.org/officeDocument/2006/relationships" xmlns:m="http://schemas.openxmlformats.org/officeDocument/2006/math" xmlns:v="urn:schemas-microsoft-com:vml" xmlns:wp14="http://schemas.microsoft.com/office/word/2010/wordprocessingDrawing" xmlns:wp="http://schemas.openxmlformats.org/drawingml/2006/wordprocessingDrawing" xmlns:w10="urn:schemas-microsoft-com:office:word" xmlns:w="http://schemas.openxmlformats.org/wordprocessingml/2006/main" xmlns:w14="http://schemas.microsoft.com/office/word/2010/wordml" xmlns:wpg="http://schemas.microsoft.com/office/word/2010/wordprocessingGroup" xmlns:wpi="http://schemas.microsoft.com/office/word/2010/wordprocessingInk" xmlns:wne="http://schemas.microsoft.com/office/word/2006/wordml" xmlns:wps="http://schemas.microsoft.com/office/word/2010/wordprocessingShape" xmlns:wpsCustomData="http://www.wps.cn/officeDocument/2013/wpsCustomData" mc:Ignorable="w14 wp14">
+  <w:abstractNum w:abstractNumId="0">
+    <w:nsid w:val="B5E306ED"/>
+    <w:multiLevelType w:val="singleLevel"/>
+    <w:tmpl w:val="B5E306ED"/>
+    <w:lvl w:ilvl="0" w:tentative="0">
+      <w:start w:val="0"/>
       <w:numFmt w:val="bullet"/>
-      <w:suff w:val="tab"/>
       <w:lvlText w:val="•"/>
+      <w:lvlJc w:val="left"/>
       <w:rPr>
-        <w:color w:val="3370ff"/>
+        <w:color w:val="3370FF"/>
       </w:rPr>
     </w:lvl>
   </w:abstractNum>
-  <w:abstractNum w:abstractNumId="1666488">
-    <w:lvl>
+  <w:abstractNum w:abstractNumId="1">
+    <w:nsid w:val="BF205925"/>
+    <w:multiLevelType w:val="singleLevel"/>
+    <w:tmpl w:val="BF205925"/>
+    <w:lvl w:ilvl="0" w:tentative="0">
+      <w:start w:val="0"/>
       <w:numFmt w:val="bullet"/>
-      <w:suff w:val="tab"/>
       <w:lvlText w:val="•"/>
+      <w:lvlJc w:val="left"/>
       <w:rPr>
-        <w:color w:val="3370ff"/>
+        <w:color w:val="3370FF"/>
       </w:rPr>
     </w:lvl>
   </w:abstractNum>
-  <w:abstractNum w:abstractNumId="1666489">
-    <w:lvl>
+  <w:abstractNum w:abstractNumId="2">
+    <w:nsid w:val="CF092B84"/>
+    <w:multiLevelType w:val="singleLevel"/>
+    <w:tmpl w:val="CF092B84"/>
+    <w:lvl w:ilvl="0" w:tentative="0">
+      <w:start w:val="0"/>
       <w:numFmt w:val="bullet"/>
-      <w:suff w:val="tab"/>
       <w:lvlText w:val="•"/>
+      <w:lvlJc w:val="left"/>
       <w:rPr>
-        <w:color w:val="3370ff"/>
+        <w:color w:val="3370FF"/>
       </w:rPr>
     </w:lvl>
   </w:abstractNum>
-  <w:abstractNum w:abstractNumId="1666490">
-    <w:lvl>
+  <w:abstractNum w:abstractNumId="3">
+    <w:nsid w:val="0053208E"/>
+    <w:multiLevelType w:val="singleLevel"/>
+    <w:tmpl w:val="0053208E"/>
+    <w:lvl w:ilvl="0" w:tentative="0">
+      <w:start w:val="0"/>
       <w:numFmt w:val="bullet"/>
-      <w:suff w:val="tab"/>
       <w:lvlText w:val="•"/>
+      <w:lvlJc w:val="left"/>
       <w:rPr>
-        <w:color w:val="3370ff"/>
+        <w:color w:val="3370FF"/>
       </w:rPr>
     </w:lvl>
   </w:abstractNum>
-  <w:abstractNum w:abstractNumId="1666491">
-    <w:lvl>
+  <w:abstractNum w:abstractNumId="4">
+    <w:nsid w:val="03D62ECE"/>
+    <w:multiLevelType w:val="singleLevel"/>
+    <w:tmpl w:val="03D62ECE"/>
+    <w:lvl w:ilvl="0" w:tentative="0">
+      <w:start w:val="0"/>
       <w:numFmt w:val="bullet"/>
-      <w:suff w:val="tab"/>
       <w:lvlText w:val="•"/>
+      <w:lvlJc w:val="left"/>
       <w:rPr>
-        <w:color w:val="3370ff"/>
+        <w:color w:val="3370FF"/>
       </w:rPr>
     </w:lvl>
   </w:abstractNum>
-  <w:abstractNum w:abstractNumId="1666492">
-    <w:lvl>
+  <w:abstractNum w:abstractNumId="5">
+    <w:nsid w:val="25B654F3"/>
+    <w:multiLevelType w:val="singleLevel"/>
+    <w:tmpl w:val="25B654F3"/>
+    <w:lvl w:ilvl="0" w:tentative="0">
+      <w:start w:val="0"/>
       <w:numFmt w:val="bullet"/>
-      <w:suff w:val="tab"/>
       <w:lvlText w:val="•"/>
+      <w:lvlJc w:val="left"/>
       <w:rPr>
-        <w:color w:val="3370ff"/>
+        <w:color w:val="3370FF"/>
       </w:rPr>
     </w:lvl>
   </w:abstractNum>
-  <w:abstractNum w:abstractNumId="1666493">
-    <w:lvl>
+  <w:abstractNum w:abstractNumId="6">
+    <w:nsid w:val="59ADCABA"/>
+    <w:multiLevelType w:val="singleLevel"/>
+    <w:tmpl w:val="59ADCABA"/>
+    <w:lvl w:ilvl="0" w:tentative="0">
+      <w:start w:val="0"/>
       <w:numFmt w:val="bullet"/>
-      <w:suff w:val="tab"/>
       <w:lvlText w:val="•"/>
+      <w:lvlJc w:val="left"/>
       <w:rPr>
-        <w:color w:val="3370ff"/>
+        <w:color w:val="3370FF"/>
       </w:rPr>
     </w:lvl>
   </w:abstractNum>
-  <w:abstractNum w:abstractNumId="1666494">
-    <w:lvl>
+  <w:abstractNum w:abstractNumId="7">
+    <w:nsid w:val="72183CF9"/>
+    <w:multiLevelType w:val="singleLevel"/>
+    <w:tmpl w:val="72183CF9"/>
+    <w:lvl w:ilvl="0" w:tentative="0">
+      <w:start w:val="0"/>
       <w:numFmt w:val="bullet"/>
-      <w:suff w:val="tab"/>
       <w:lvlText w:val="•"/>
+      <w:lvlJc w:val="left"/>
       <w:rPr>
-        <w:color w:val="3370ff"/>
+        <w:color w:val="3370FF"/>
       </w:rPr>
     </w:lvl>
   </w:abstractNum>
   <w:num w:numId="1">
-    <w:abstractNumId w:val="1666487"/>
+    <w:abstractNumId w:val="3"/>
   </w:num>
   <w:num w:numId="2">
-    <w:abstractNumId w:val="1666488"/>
+    <w:abstractNumId w:val="2"/>
   </w:num>
   <w:num w:numId="3">
-    <w:abstractNumId w:val="1666489"/>
+    <w:abstractNumId w:val="6"/>
   </w:num>
   <w:num w:numId="4">
-    <w:abstractNumId w:val="1666490"/>
+    <w:abstractNumId w:val="1"/>
   </w:num>
   <w:num w:numId="5">
-    <w:abstractNumId w:val="1666491"/>
+    <w:abstractNumId w:val="0"/>
   </w:num>
   <w:num w:numId="6">
-    <w:abstractNumId w:val="1666492"/>
+    <w:abstractNumId w:val="4"/>
   </w:num>
   <w:num w:numId="7">
-    <w:abstractNumId w:val="1666493"/>
+    <w:abstractNumId w:val="5"/>
   </w:num>
   <w:num w:numId="8">
-    <w:abstractNumId w:val="1666494"/>
+    <w:abstractNumId w:val="7"/>
   </w:num>
 </w:numbering>
 </file>
 
 <file path=word/styles.xml><?xml version="1.0" encoding="utf-8"?>
-<w:styles xmlns:w="http://schemas.openxmlformats.org/wordprocessingml/2006/main"/>
+<w:styles xmlns:mc="http://schemas.openxmlformats.org/markup-compatibility/2006" xmlns:o="urn:schemas-microsoft-com:office:office" xmlns:r="http://schemas.openxmlformats.org/officeDocument/2006/relationships" xmlns:m="http://schemas.openxmlformats.org/officeDocument/2006/math" xmlns:v="urn:schemas-microsoft-com:vml" xmlns:w="http://schemas.openxmlformats.org/wordprocessingml/2006/main" xmlns:w14="http://schemas.microsoft.com/office/word/2010/wordml" xmlns:w10="urn:schemas-microsoft-com:office:word" xmlns:sl="http://schemas.openxmlformats.org/schemaLibrary/2006/main" xmlns:wpsCustomData="http://www.wps.cn/officeDocument/2013/wpsCustomData" mc:Ignorable="w14">
+  <w:docDefaults>
+    <w:rPrDefault>
+      <w:rPr>
+        <w:rFonts w:asciiTheme="minorHAnsi" w:hAnsiTheme="minorHAnsi" w:eastAsiaTheme="minorEastAsia" w:cstheme="minorBidi"/>
+      </w:rPr>
+    </w:rPrDefault>
+    <w:pPrDefault/>
+  </w:docDefaults>
+  <w:latentStyles w:count="260" w:defQFormat="0" w:defUnhideWhenUsed="1" w:defSemiHidden="1" w:defUIPriority="99" w:defLockedState="0">
+    <w:lsdException w:qFormat="1" w:unhideWhenUsed="0" w:uiPriority="0" w:semiHidden="0" w:name="Normal"/>
+    <w:lsdException w:qFormat="1" w:unhideWhenUsed="0" w:uiPriority="0" w:semiHidden="0" w:name="heading 1"/>
+    <w:lsdException w:qFormat="1" w:uiPriority="0" w:name="heading 2"/>
+    <w:lsdException w:qFormat="1" w:uiPriority="0" w:name="heading 3"/>
+    <w:lsdException w:qFormat="1" w:uiPriority="0" w:name="heading 4"/>
+    <w:lsdException w:qFormat="1" w:uiPriority="0" w:name="heading 5"/>
+    <w:lsdException w:qFormat="1" w:uiPriority="0" w:name="heading 6"/>
+    <w:lsdException w:qFormat="1" w:uiPriority="0" w:name="heading 7"/>
+    <w:lsdException w:qFormat="1" w:uiPriority="0" w:name="heading 8"/>
+    <w:lsdException w:qFormat="1" w:uiPriority="0" w:name="heading 9"/>
+    <w:lsdException w:unhideWhenUsed="0" w:uiPriority="0" w:semiHidden="0" w:name="index 1"/>
+    <w:lsdException w:unhideWhenUsed="0" w:uiPriority="0" w:semiHidden="0" w:name="index 2"/>
+    <w:lsdException w:unhideWhenUsed="0" w:uiPriority="0" w:semiHidden="0" w:name="index 3"/>
+    <w:lsdException w:unhideWhenUsed="0" w:uiPriority="0" w:semiHidden="0" w:name="index 4"/>
+    <w:lsdException w:unhideWhenUsed="0" w:uiPriority="0" w:semiHidden="0" w:name="index 5"/>
+    <w:lsdException w:unhideWhenUsed="0" w:uiPriority="0" w:semiHidden="0" w:name="index 6"/>
+    <w:lsdException w:unhideWhenUsed="0" w:uiPriority="0" w:semiHidden="0" w:name="index 7"/>
+    <w:lsdException w:unhideWhenUsed="0" w:uiPriority="0" w:semiHidden="0" w:name="index 8"/>
+    <w:lsdException w:unhideWhenUsed="0" w:uiPriority="0" w:semiHidden="0" w:name="index 9"/>
+    <w:lsdException w:unhideWhenUsed="0" w:uiPriority="0" w:semiHidden="0" w:name="toc 1"/>
+    <w:lsdException w:unhideWhenUsed="0" w:uiPriority="0" w:semiHidden="0" w:name="toc 2"/>
+    <w:lsdException w:unhideWhenUsed="0" w:uiPriority="0" w:semiHidden="0" w:name="toc 3"/>
+    <w:lsdException w:unhideWhenUsed="0" w:uiPriority="0" w:semiHidden="0" w:name="toc 4"/>
+    <w:lsdException w:unhideWhenUsed="0" w:uiPriority="0" w:semiHidden="0" w:name="toc 5"/>
+    <w:lsdException w:unhideWhenUsed="0" w:uiPriority="0" w:semiHidden="0" w:name="toc 6"/>
+    <w:lsdException w:unhideWhenUsed="0" w:uiPriority="0" w:semiHidden="0" w:name="toc 7"/>
+    <w:lsdException w:unhideWhenUsed="0" w:uiPriority="0" w:semiHidden="0" w:name="toc 8"/>
+    <w:lsdException w:unhideWhenUsed="0" w:uiPriority="0" w:semiHidden="0" w:name="toc 9"/>
+    <w:lsdException w:unhideWhenUsed="0" w:uiPriority="0" w:semiHidden="0" w:name="Normal Indent"/>
+    <w:lsdException w:unhideWhenUsed="0" w:uiPriority="0" w:semiHidden="0" w:name="footnote text"/>
+    <w:lsdException w:unhideWhenUsed="0" w:uiPriority="0" w:semiHidden="0" w:name="annotation text"/>
+    <w:lsdException w:unhideWhenUsed="0" w:uiPriority="0" w:semiHidden="0" w:name="header"/>
+    <w:lsdException w:unhideWhenUsed="0" w:uiPriority="0" w:semiHidden="0" w:name="footer"/>
+    <w:lsdException w:unhideWhenUsed="0" w:uiPriority="0" w:semiHidden="0" w:name="index heading"/>
+    <w:lsdException w:qFormat="1" w:uiPriority="0" w:name="caption"/>
+    <w:lsdException w:unhideWhenUsed="0" w:uiPriority="0" w:semiHidden="0" w:name="table of figures"/>
+    <w:lsdException w:unhideWhenUsed="0" w:uiPriority="0" w:semiHidden="0" w:name="envelope address"/>
+    <w:lsdException w:unhideWhenUsed="0" w:uiPriority="0" w:semiHidden="0" w:name="envelope return"/>
+    <w:lsdException w:unhideWhenUsed="0" w:uiPriority="0" w:semiHidden="0" w:name="footnote reference"/>
+    <w:lsdException w:unhideWhenUsed="0" w:uiPriority="0" w:semiHidden="0" w:name="annotation reference"/>
+    <w:lsdException w:unhideWhenUsed="0" w:uiPriority="0" w:semiHidden="0" w:name="line number"/>
+    <w:lsdException w:unhideWhenUsed="0" w:uiPriority="0" w:semiHidden="0" w:name="page number"/>
+    <w:lsdException w:unhideWhenUsed="0" w:uiPriority="0" w:semiHidden="0" w:name="endnote reference"/>
+    <w:lsdException w:unhideWhenUsed="0" w:uiPriority="0" w:semiHidden="0" w:name="endnote text"/>
+    <w:lsdException w:unhideWhenUsed="0" w:uiPriority="0" w:semiHidden="0" w:name="table of authorities"/>
+    <w:lsdException w:unhideWhenUsed="0" w:uiPriority="0" w:semiHidden="0" w:name="macro"/>
+    <w:lsdException w:unhideWhenUsed="0" w:uiPriority="0" w:semiHidden="0" w:name="toa heading"/>
+    <w:lsdException w:unhideWhenUsed="0" w:uiPriority="0" w:semiHidden="0" w:name="List"/>
+    <w:lsdException w:unhideWhenUsed="0" w:uiPriority="0" w:semiHidden="0" w:name="List Bullet"/>
+    <w:lsdException w:unhideWhenUsed="0" w:uiPriority="0" w:semiHidden="0" w:name="List Number"/>
+    <w:lsdException w:unhideWhenUsed="0" w:uiPriority="0" w:semiHidden="0" w:name="List 2"/>
+    <w:lsdException w:unhideWhenUsed="0" w:uiPriority="0" w:semiHidden="0" w:name="List 3"/>
+    <w:lsdException w:unhideWhenUsed="0" w:uiPriority="0" w:semiHidden="0" w:name="List 4"/>
+    <w:lsdException w:unhideWhenUsed="0" w:uiPriority="0" w:semiHidden="0" w:name="List 5"/>
+    <w:lsdException w:unhideWhenUsed="0" w:uiPriority="0" w:semiHidden="0" w:name="List Bullet 2"/>
+    <w:lsdException w:unhideWhenUsed="0" w:uiPriority="0" w:semiHidden="0" w:name="List Bullet 3"/>
+    <w:lsdException w:unhideWhenUsed="0" w:uiPriority="0" w:semiHidden="0" w:name="List Bullet 4"/>
+    <w:lsdException w:unhideWhenUsed="0" w:uiPriority="0" w:semiHidden="0" w:name="List Bullet 5"/>
+    <w:lsdException w:unhideWhenUsed="0" w:uiPriority="0" w:semiHidden="0" w:name="List Number 2"/>
+    <w:lsdException w:unhideWhenUsed="0" w:uiPriority="0" w:semiHidden="0" w:name="List Number 3"/>
+    <w:lsdException w:unhideWhenUsed="0" w:uiPriority="0" w:semiHidden="0" w:name="List Number 4"/>
+    <w:lsdException w:unhideWhenUsed="0" w:uiPriority="0" w:semiHidden="0" w:name="List Number 5"/>
+    <w:lsdException w:qFormat="1" w:unhideWhenUsed="0" w:uiPriority="0" w:semiHidden="0" w:name="Title"/>
+    <w:lsdException w:unhideWhenUsed="0" w:uiPriority="0" w:semiHidden="0" w:name="Closing"/>
+    <w:lsdException w:unhideWhenUsed="0" w:uiPriority="0" w:semiHidden="0" w:name="Signature"/>
+    <w:lsdException w:unhideWhenUsed="0" w:uiPriority="0" w:name="Default Paragraph Font"/>
+    <w:lsdException w:unhideWhenUsed="0" w:uiPriority="0" w:semiHidden="0" w:name="Body Text"/>
+    <w:lsdException w:unhideWhenUsed="0" w:uiPriority="0" w:semiHidden="0" w:name="Body Text Indent"/>
+    <w:lsdException w:unhideWhenUsed="0" w:uiPriority="0" w:semiHidden="0" w:name="List Continue"/>
+    <w:lsdException w:unhideWhenUsed="0" w:uiPriority="0" w:semiHidden="0" w:name="List Continue 2"/>
+    <w:lsdException w:unhideWhenUsed="0" w:uiPriority="0" w:semiHidden="0" w:name="List Continue 3"/>
+    <w:lsdException w:unhideWhenUsed="0" w:uiPriority="0" w:semiHidden="0" w:name="List Continue 4"/>
+    <w:lsdException w:unhideWhenUsed="0" w:uiPriority="0" w:semiHidden="0" w:name="List Continue 5"/>
+    <w:lsdException w:unhideWhenUsed="0" w:uiPriority="0" w:semiHidden="0" w:name="Message Header"/>
+    <w:lsdException w:qFormat="1" w:unhideWhenUsed="0" w:uiPriority="0" w:semiHidden="0" w:name="Subtitle"/>
+    <w:lsdException w:unhideWhenUsed="0" w:uiPriority="0" w:semiHidden="0" w:name="Salutation"/>
+    <w:lsdException w:unhideWhenUsed="0" w:uiPriority="0" w:semiHidden="0" w:name="Date"/>
+    <w:lsdException w:unhideWhenUsed="0" w:uiPriority="0" w:semiHidden="0" w:name="Body Text First Indent"/>
+    <w:lsdException w:unhideWhenUsed="0" w:uiPriority="0" w:semiHidden="0" w:name="Body Text First Indent 2"/>
+    <w:lsdException w:unhideWhenUsed="0" w:uiPriority="0" w:semiHidden="0" w:name="Note Heading"/>
+    <w:lsdException w:unhideWhenUsed="0" w:uiPriority="0" w:semiHidden="0" w:name="Body Text 2"/>
+    <w:lsdException w:unhideWhenUsed="0" w:uiPriority="0" w:semiHidden="0" w:name="Body Text 3"/>
+    <w:lsdException w:unhideWhenUsed="0" w:uiPriority="0" w:semiHidden="0" w:name="Body Text Indent 2"/>
+    <w:lsdException w:unhideWhenUsed="0" w:uiPriority="0" w:semiHidden="0" w:name="Body Text Indent 3"/>
+    <w:lsdException w:unhideWhenUsed="0" w:uiPriority="0" w:semiHidden="0" w:name="Block Text"/>
+    <w:lsdException w:unhideWhenUsed="0" w:uiPriority="0" w:semiHidden="0" w:name="Hyperlink"/>
+    <w:lsdException w:unhideWhenUsed="0" w:uiPriority="0" w:semiHidden="0" w:name="FollowedHyperlink"/>
+    <w:lsdException w:qFormat="1" w:unhideWhenUsed="0" w:uiPriority="0" w:semiHidden="0" w:name="Strong"/>
+    <w:lsdException w:qFormat="1" w:unhideWhenUsed="0" w:uiPriority="0" w:semiHidden="0" w:name="Emphasis"/>
+    <w:lsdException w:unhideWhenUsed="0" w:uiPriority="0" w:semiHidden="0" w:name="Document Map"/>
+    <w:lsdException w:unhideWhenUsed="0" w:uiPriority="0" w:semiHidden="0" w:name="Plain Text"/>
+    <w:lsdException w:unhideWhenUsed="0" w:uiPriority="0" w:semiHidden="0" w:name="E-mail Signature"/>
+    <w:lsdException w:unhideWhenUsed="0" w:uiPriority="0" w:semiHidden="0" w:name="Normal (Web)"/>
+    <w:lsdException w:unhideWhenUsed="0" w:uiPriority="0" w:semiHidden="0" w:name="HTML Acronym"/>
+    <w:lsdException w:unhideWhenUsed="0" w:uiPriority="0" w:semiHidden="0" w:name="HTML Address"/>
+    <w:lsdException w:unhideWhenUsed="0" w:uiPriority="0" w:semiHidden="0" w:name="HTML Cite"/>
+    <w:lsdException w:unhideWhenUsed="0" w:uiPriority="0" w:semiHidden="0" w:name="HTML Code"/>
+    <w:lsdException w:unhideWhenUsed="0" w:uiPriority="0" w:semiHidden="0" w:name="HTML Definition"/>
+    <w:lsdException w:unhideWhenUsed="0" w:uiPriority="0" w:semiHidden="0" w:name="HTML Keyboard"/>
+    <w:lsdException w:unhideWhenUsed="0" w:uiPriority="0" w:semiHidden="0" w:name="HTML Preformatted"/>
+    <w:lsdException w:unhideWhenUsed="0" w:uiPriority="0" w:semiHidden="0" w:name="HTML Sample"/>
+    <w:lsdException w:unhideWhenUsed="0" w:uiPriority="0" w:semiHidden="0" w:name="HTML Typewriter"/>
+    <w:lsdException w:unhideWhenUsed="0" w:uiPriority="0" w:semiHidden="0" w:name="HTML Variable"/>
+    <w:lsdException w:unhideWhenUsed="0" w:uiPriority="0" w:name="Normal Table"/>
+    <w:lsdException w:unhideWhenUsed="0" w:uiPriority="0" w:semiHidden="0" w:name="annotation subject"/>
+    <w:lsdException w:unhideWhenUsed="0" w:uiPriority="0" w:semiHidden="0" w:name="Table Simple 1"/>
+    <w:lsdException w:unhideWhenUsed="0" w:uiPriority="0" w:semiHidden="0" w:name="Table Simple 2"/>
+    <w:lsdException w:unhideWhenUsed="0" w:uiPriority="0" w:semiHidden="0" w:name="Table Simple 3"/>
+    <w:lsdException w:unhideWhenUsed="0" w:uiPriority="0" w:semiHidden="0" w:name="Table Classic 1"/>
+    <w:lsdException w:unhideWhenUsed="0" w:uiPriority="0" w:semiHidden="0" w:name="Table Classic 2"/>
+    <w:lsdException w:unhideWhenUsed="0" w:uiPriority="0" w:semiHidden="0" w:name="Table Classic 3"/>
+    <w:lsdException w:unhideWhenUsed="0" w:uiPriority="0" w:semiHidden="0" w:name="Table Classic 4"/>
+    <w:lsdException w:unhideWhenUsed="0" w:uiPriority="0" w:semiHidden="0" w:name="Table Colorful 1"/>
+    <w:lsdException w:unhideWhenUsed="0" w:uiPriority="0" w:semiHidden="0" w:name="Table Colorful 2"/>
+    <w:lsdException w:unhideWhenUsed="0" w:uiPriority="0" w:semiHidden="0" w:name="Table Colorful 3"/>
+    <w:lsdException w:unhideWhenUsed="0" w:uiPriority="0" w:semiHidden="0" w:name="Table Columns 1"/>
+    <w:lsdException w:unhideWhenUsed="0" w:uiPriority="0" w:semiHidden="0" w:name="Table Columns 2"/>
+    <w:lsdException w:unhideWhenUsed="0" w:uiPriority="0" w:semiHidden="0" w:name="Table Columns 3"/>
+    <w:lsdException w:unhideWhenUsed="0" w:uiPriority="0" w:semiHidden="0" w:name="Table Columns 4"/>
+    <w:lsdException w:unhideWhenUsed="0" w:uiPriority="0" w:semiHidden="0" w:name="Table Columns 5"/>
+    <w:lsdException w:unhideWhenUsed="0" w:uiPriority="0" w:semiHidden="0" w:name="Table Grid 1"/>
+    <w:lsdException w:unhideWhenUsed="0" w:uiPriority="0" w:semiHidden="0" w:name="Table Grid 2"/>
+    <w:lsdException w:unhideWhenUsed="0" w:uiPriority="0" w:semiHidden="0" w:name="Table Grid 3"/>
+    <w:lsdException w:unhideWhenUsed="0" w:uiPriority="0" w:semiHidden="0" w:name="Table Grid 4"/>
+    <w:lsdException w:unhideWhenUsed="0" w:uiPriority="0" w:semiHidden="0" w:name="Table Grid 5"/>
+    <w:lsdException w:unhideWhenUsed="0" w:uiPriority="0" w:semiHidden="0" w:name="Table Grid 6"/>
+    <w:lsdException w:unhideWhenUsed="0" w:uiPriority="0" w:semiHidden="0" w:name="Table Grid 7"/>
+    <w:lsdException w:unhideWhenUsed="0" w:uiPriority="0" w:semiHidden="0" w:name="Table Grid 8"/>
+    <w:lsdException w:unhideWhenUsed="0" w:uiPriority="0" w:semiHidden="0" w:name="Table List 1"/>
+    <w:lsdException w:unhideWhenUsed="0" w:uiPriority="0" w:semiHidden="0" w:name="Table List 2"/>
+    <w:lsdException w:unhideWhenUsed="0" w:uiPriority="0" w:semiHidden="0" w:name="Table List 3"/>
+    <w:lsdException w:unhideWhenUsed="0" w:uiPriority="0" w:semiHidden="0" w:name="Table List 4"/>
+    <w:lsdException w:unhideWhenUsed="0" w:uiPriority="0" w:semiHidden="0" w:name="Table List 5"/>
+    <w:lsdException w:unhideWhenUsed="0" w:uiPriority="0" w:semiHidden="0" w:name="Table List 6"/>
+    <w:lsdException w:unhideWhenUsed="0" w:uiPriority="0" w:semiHidden="0" w:name="Table List 7"/>
+    <w:lsdException w:unhideWhenUsed="0" w:uiPriority="0" w:semiHidden="0" w:name="Table List 8"/>
+    <w:lsdException w:unhideWhenUsed="0" w:uiPriority="0" w:semiHidden="0" w:name="Table 3D effects 1"/>
+    <w:lsdException w:unhideWhenUsed="0" w:uiPriority="0" w:semiHidden="0" w:name="Table 3D effects 2"/>
+    <w:lsdException w:unhideWhenUsed="0" w:uiPriority="0" w:semiHidden="0" w:name="Table 3D effects 3"/>
+    <w:lsdException w:unhideWhenUsed="0" w:uiPriority="0" w:semiHidden="0" w:name="Table Contemporary"/>
+    <w:lsdException w:unhideWhenUsed="0" w:uiPriority="0" w:semiHidden="0" w:name="Table Elegant"/>
+    <w:lsdException w:unhideWhenUsed="0" w:uiPriority="0" w:semiHidden="0" w:name="Table Professional"/>
+    <w:lsdException w:unhideWhenUsed="0" w:uiPriority="0" w:semiHidden="0" w:name="Table Subtle 1"/>
+    <w:lsdException w:unhideWhenUsed="0" w:uiPriority="0" w:semiHidden="0" w:name="Table Subtle 2"/>
+    <w:lsdException w:unhideWhenUsed="0" w:uiPriority="0" w:semiHidden="0" w:name="Table Web 1"/>
+    <w:lsdException w:unhideWhenUsed="0" w:uiPriority="0" w:semiHidden="0" w:name="Table Web 2"/>
+    <w:lsdException w:unhideWhenUsed="0" w:uiPriority="0" w:semiHidden="0" w:name="Table Web 3"/>
+    <w:lsdException w:unhideWhenUsed="0" w:uiPriority="0" w:semiHidden="0" w:name="Balloon Text"/>
+    <w:lsdException w:unhideWhenUsed="0" w:uiPriority="0" w:semiHidden="0" w:name="Table Grid"/>
+    <w:lsdException w:unhideWhenUsed="0" w:uiPriority="0" w:semiHidden="0" w:name="Table Theme"/>
+    <w:lsdException w:unhideWhenUsed="0" w:uiPriority="60" w:semiHidden="0" w:name="Light Shading"/>
+    <w:lsdException w:unhideWhenUsed="0" w:uiPriority="61" w:semiHidden="0" w:name="Light List"/>
+    <w:lsdException w:unhideWhenUsed="0" w:uiPriority="62" w:semiHidden="0" w:name="Light Grid"/>
+    <w:lsdException w:unhideWhenUsed="0" w:uiPriority="63" w:semiHidden="0" w:name="Medium Shading 1"/>
+    <w:lsdException w:unhideWhenUsed="0" w:uiPriority="64" w:semiHidden="0" w:name="Medium Shading 2"/>
+    <w:lsdException w:unhideWhenUsed="0" w:uiPriority="65" w:semiHidden="0" w:name="Medium List 1"/>
+    <w:lsdException w:unhideWhenUsed="0" w:uiPriority="66" w:semiHidden="0" w:name="Medium List 2"/>
+    <w:lsdException w:unhideWhenUsed="0" w:uiPriority="67" w:semiHidden="0" w:name="Medium Grid 1"/>
+    <w:lsdException w:unhideWhenUsed="0" w:uiPriority="68" w:semiHidden="0" w:name="Medium Grid 2"/>
+    <w:lsdException w:unhideWhenUsed="0" w:uiPriority="69" w:semiHidden="0" w:name="Medium Grid 3"/>
+    <w:lsdException w:unhideWhenUsed="0" w:uiPriority="70" w:semiHidden="0" w:name="Dark List"/>
+    <w:lsdException w:unhideWhenUsed="0" w:uiPriority="71" w:semiHidden="0" w:name="Colorful Shading"/>
+    <w:lsdException w:unhideWhenUsed="0" w:uiPriority="72" w:semiHidden="0" w:name="Colorful List"/>
+    <w:lsdException w:unhideWhenUsed="0" w:uiPriority="73" w:semiHidden="0" w:name="Colorful Grid"/>
+    <w:lsdException w:unhideWhenUsed="0" w:uiPriority="60" w:semiHidden="0" w:name="Light Shading Accent 1"/>
+    <w:lsdException w:unhideWhenUsed="0" w:uiPriority="61" w:semiHidden="0" w:name="Light List Accent 1"/>
+    <w:lsdException w:unhideWhenUsed="0" w:uiPriority="62" w:semiHidden="0" w:name="Light Grid Accent 1"/>
+    <w:lsdException w:unhideWhenUsed="0" w:uiPriority="63" w:semiHidden="0" w:name="Medium Shading 1 Accent 1"/>
+    <w:lsdException w:unhideWhenUsed="0" w:uiPriority="64" w:semiHidden="0" w:name="Medium Shading 2 Accent 1"/>
+    <w:lsdException w:unhideWhenUsed="0" w:uiPriority="65" w:semiHidden="0" w:name="Medium List 1 Accent 1"/>
+    <w:lsdException w:unhideWhenUsed="0" w:uiPriority="66" w:semiHidden="0" w:name="Medium List 2 Accent 1"/>
+    <w:lsdException w:unhideWhenUsed="0" w:uiPriority="67" w:semiHidden="0" w:name="Medium Grid 1 Accent 1"/>
+    <w:lsdException w:unhideWhenUsed="0" w:uiPriority="68" w:semiHidden="0" w:name="Medium Grid 2 Accent 1"/>
+    <w:lsdException w:unhideWhenUsed="0" w:uiPriority="69" w:semiHidden="0" w:name="Medium Grid 3 Accent 1"/>
+    <w:lsdException w:unhideWhenUsed="0" w:uiPriority="70" w:semiHidden="0" w:name="Dark List Accent 1"/>
+    <w:lsdException w:unhideWhenUsed="0" w:uiPriority="71" w:semiHidden="0" w:name="Colorful Shading Accent 1"/>
+    <w:lsdException w:unhideWhenUsed="0" w:uiPriority="72" w:semiHidden="0" w:name="Colorful List Accent 1"/>
+    <w:lsdException w:unhideWhenUsed="0" w:uiPriority="73" w:semiHidden="0" w:name="Colorful Grid Accent 1"/>
+    <w:lsdException w:unhideWhenUsed="0" w:uiPriority="60" w:semiHidden="0" w:name="Light Shading Accent 2"/>
+    <w:lsdException w:unhideWhenUsed="0" w:uiPriority="61" w:semiHidden="0" w:name="Light List Accent 2"/>
+    <w:lsdException w:unhideWhenUsed="0" w:uiPriority="62" w:semiHidden="0" w:name="Light Grid Accent 2"/>
+    <w:lsdException w:unhideWhenUsed="0" w:uiPriority="63" w:semiHidden="0" w:name="Medium Shading 1 Accent 2"/>
+    <w:lsdException w:unhideWhenUsed="0" w:uiPriority="64" w:semiHidden="0" w:name="Medium Shading 2 Accent 2"/>
+    <w:lsdException w:unhideWhenUsed="0" w:uiPriority="65" w:semiHidden="0" w:name="Medium List 1 Accent 2"/>
+    <w:lsdException w:unhideWhenUsed="0" w:uiPriority="66" w:semiHidden="0" w:name="Medium List 2 Accent 2"/>
+    <w:lsdException w:unhideWhenUsed="0" w:uiPriority="67" w:semiHidden="0" w:name="Medium Grid 1 Accent 2"/>
+    <w:lsdException w:unhideWhenUsed="0" w:uiPriority="68" w:semiHidden="0" w:name="Medium Grid 2 Accent 2"/>
+    <w:lsdException w:unhideWhenUsed="0" w:uiPriority="69" w:semiHidden="0" w:name="Medium Grid 3 Accent 2"/>
+    <w:lsdException w:unhideWhenUsed="0" w:uiPriority="70" w:semiHidden="0" w:name="Dark List Accent 2"/>
+    <w:lsdException w:unhideWhenUsed="0" w:uiPriority="71" w:semiHidden="0" w:name="Colorful Shading Accent 2"/>
+    <w:lsdException w:unhideWhenUsed="0" w:uiPriority="72" w:semiHidden="0" w:name="Colorful List Accent 2"/>
+    <w:lsdException w:unhideWhenUsed="0" w:uiPriority="73" w:semiHidden="0" w:name="Colorful Grid Accent 2"/>
+    <w:lsdException w:unhideWhenUsed="0" w:uiPriority="60" w:semiHidden="0" w:name="Light Shading Accent 3"/>
+    <w:lsdException w:unhideWhenUsed="0" w:uiPriority="61" w:semiHidden="0" w:name="Light List Accent 3"/>
+    <w:lsdException w:unhideWhenUsed="0" w:uiPriority="62" w:semiHidden="0" w:name="Light Grid Accent 3"/>
+    <w:lsdException w:unhideWhenUsed="0" w:uiPriority="63" w:semiHidden="0" w:name="Medium Shading 1 Accent 3"/>
+    <w:lsdException w:unhideWhenUsed="0" w:uiPriority="64" w:semiHidden="0" w:name="Medium Shading 2 Accent 3"/>
+    <w:lsdException w:unhideWhenUsed="0" w:uiPriority="65" w:semiHidden="0" w:name="Medium List 1 Accent 3"/>
+    <w:lsdException w:unhideWhenUsed="0" w:uiPriority="66" w:semiHidden="0" w:name="Medium List 2 Accent 3"/>
+    <w:lsdException w:unhideWhenUsed="0" w:uiPriority="67" w:semiHidden="0" w:name="Medium Grid 1 Accent 3"/>
+    <w:lsdException w:unhideWhenUsed="0" w:uiPriority="68" w:semiHidden="0" w:name="Medium Grid 2 Accent 3"/>
+    <w:lsdException w:unhideWhenUsed="0" w:uiPriority="69" w:semiHidden="0" w:name="Medium Grid 3 Accent 3"/>
+    <w:lsdException w:unhideWhenUsed="0" w:uiPriority="70" w:semiHidden="0" w:name="Dark List Accent 3"/>
+    <w:lsdException w:unhideWhenUsed="0" w:uiPriority="71" w:semiHidden="0" w:name="Colorful Shading Accent 3"/>
+    <w:lsdException w:unhideWhenUsed="0" w:uiPriority="72" w:semiHidden="0" w:name="Colorful List Accent 3"/>
+    <w:lsdException w:unhideWhenUsed="0" w:uiPriority="73" w:semiHidden="0" w:name="Colorful Grid Accent 3"/>
+    <w:lsdException w:unhideWhenUsed="0" w:uiPriority="60" w:semiHidden="0" w:name="Light Shading Accent 4"/>
+    <w:lsdException w:unhideWhenUsed="0" w:uiPriority="61" w:semiHidden="0" w:name="Light List Accent 4"/>
+    <w:lsdException w:unhideWhenUsed="0" w:uiPriority="62" w:semiHidden="0" w:name="Light Grid Accent 4"/>
+    <w:lsdException w:unhideWhenUsed="0" w:uiPriority="63" w:semiHidden="0" w:name="Medium Shading 1 Accent 4"/>
+    <w:lsdException w:unhideWhenUsed="0" w:uiPriority="64" w:semiHidden="0" w:name="Medium Shading 2 Accent 4"/>
+    <w:lsdException w:unhideWhenUsed="0" w:uiPriority="65" w:semiHidden="0" w:name="Medium List 1 Accent 4"/>
+    <w:lsdException w:unhideWhenUsed="0" w:uiPriority="66" w:semiHidden="0" w:name="Medium List 2 Accent 4"/>
+    <w:lsdException w:unhideWhenUsed="0" w:uiPriority="67" w:semiHidden="0" w:name="Medium Grid 1 Accent 4"/>
+    <w:lsdException w:unhideWhenUsed="0" w:uiPriority="68" w:semiHidden="0" w:name="Medium Grid 2 Accent 4"/>
+    <w:lsdException w:unhideWhenUsed="0" w:uiPriority="69" w:semiHidden="0" w:name="Medium Grid 3 Accent 4"/>
+    <w:lsdException w:unhideWhenUsed="0" w:uiPriority="70" w:semiHidden="0" w:name="Dark List Accent 4"/>
+    <w:lsdException w:unhideWhenUsed="0" w:uiPriority="71" w:semiHidden="0" w:name="Colorful Shading Accent 4"/>
+    <w:lsdException w:unhideWhenUsed="0" w:uiPriority="72" w:semiHidden="0" w:name="Colorful List Accent 4"/>
+    <w:lsdException w:unhideWhenUsed="0" w:uiPriority="73" w:semiHidden="0" w:name="Colorful Grid Accent 4"/>
+    <w:lsdException w:unhideWhenUsed="0" w:uiPriority="60" w:semiHidden="0" w:name="Light Shading Accent 5"/>
+    <w:lsdException w:unhideWhenUsed="0" w:uiPriority="61" w:semiHidden="0" w:name="Light List Accent 5"/>
+    <w:lsdException w:unhideWhenUsed="0" w:uiPriority="62" w:semiHidden="0" w:name="Light Grid Accent 5"/>
+    <w:lsdException w:unhideWhenUsed="0" w:uiPriority="63" w:semiHidden="0" w:name="Medium Shading 1 Accent 5"/>
+    <w:lsdException w:unhideWhenUsed="0" w:uiPriority="64" w:semiHidden="0" w:name="Medium Shading 2 Accent 5"/>
+    <w:lsdException w:unhideWhenUsed="0" w:uiPriority="65" w:semiHidden="0" w:name="Medium List 1 Accent 5"/>
+    <w:lsdException w:unhideWhenUsed="0" w:uiPriority="66" w:semiHidden="0" w:name="Medium List 2 Accent 5"/>
+    <w:lsdException w:unhideWhenUsed="0" w:uiPriority="67" w:semiHidden="0" w:name="Medium Grid 1 Accent 5"/>
+    <w:lsdException w:unhideWhenUsed="0" w:uiPriority="68" w:semiHidden="0" w:name="Medium Grid 2 Accent 5"/>
+    <w:lsdException w:unhideWhenUsed="0" w:uiPriority="69" w:semiHidden="0" w:name="Medium Grid 3 Accent 5"/>
+    <w:lsdException w:unhideWhenUsed="0" w:uiPriority="70" w:semiHidden="0" w:name="Dark List Accent 5"/>
+    <w:lsdException w:unhideWhenUsed="0" w:uiPriority="71" w:semiHidden="0" w:name="Colorful Shading Accent 5"/>
+    <w:lsdException w:unhideWhenUsed="0" w:uiPriority="72" w:semiHidden="0" w:name="Colorful List Accent 5"/>
+    <w:lsdException w:unhideWhenUsed="0" w:uiPriority="73" w:semiHidden="0" w:name="Colorful Grid Accent 5"/>
+    <w:lsdException w:unhideWhenUsed="0" w:uiPriority="60" w:semiHidden="0" w:name="Light Shading Accent 6"/>
+    <w:lsdException w:unhideWhenUsed="0" w:uiPriority="61" w:semiHidden="0" w:name="Light List Accent 6"/>
+    <w:lsdException w:unhideWhenUsed="0" w:uiPriority="62" w:semiHidden="0" w:name="Light Grid Accent 6"/>
+    <w:lsdException w:unhideWhenUsed="0" w:uiPriority="63" w:semiHidden="0" w:name="Medium Shading 1 Accent 6"/>
+    <w:lsdException w:unhideWhenUsed="0" w:uiPriority="64" w:semiHidden="0" w:name="Medium Shading 2 Accent 6"/>
+    <w:lsdException w:unhideWhenUsed="0" w:uiPriority="65" w:semiHidden="0" w:name="Medium List 1 Accent 6"/>
+    <w:lsdException w:unhideWhenUsed="0" w:uiPriority="66" w:semiHidden="0" w:name="Medium List 2 Accent 6"/>
+    <w:lsdException w:unhideWhenUsed="0" w:uiPriority="67" w:semiHidden="0" w:name="Medium Grid 1 Accent 6"/>
+    <w:lsdException w:unhideWhenUsed="0" w:uiPriority="68" w:semiHidden="0" w:name="Medium Grid 2 Accent 6"/>
+    <w:lsdException w:unhideWhenUsed="0" w:uiPriority="69" w:semiHidden="0" w:name="Medium Grid 3 Accent 6"/>
+    <w:lsdException w:unhideWhenUsed="0" w:uiPriority="70" w:semiHidden="0" w:name="Dark List Accent 6"/>
+    <w:lsdException w:unhideWhenUsed="0" w:uiPriority="71" w:semiHidden="0" w:name="Colorful Shading Accent 6"/>
+    <w:lsdException w:unhideWhenUsed="0" w:uiPriority="72" w:semiHidden="0" w:name="Colorful List Accent 6"/>
+    <w:lsdException w:unhideWhenUsed="0" w:uiPriority="73" w:semiHidden="0" w:name="Colorful Grid Accent 6"/>
+  </w:latentStyles>
+  <w:style w:type="paragraph" w:default="1" w:styleId="1">
+    <w:name w:val="Normal"/>
+    <w:qFormat/>
+    <w:uiPriority w:val="0"/>
+    <w:pPr>
+      <w:widowControl w:val="0"/>
+      <w:jc w:val="both"/>
+    </w:pPr>
+    <w:rPr>
+      <w:sz w:val="21"/>
+      <w:szCs w:val="22"/>
+    </w:rPr>
+  </w:style>
+  <w:style w:type="character" w:default="1" w:styleId="3">
+    <w:name w:val="Default Paragraph Font"/>
+    <w:semiHidden/>
+    <w:uiPriority w:val="0"/>
+  </w:style>
+  <w:style w:type="table" w:default="1" w:styleId="2">
+    <w:name w:val="Normal Table"/>
+    <w:semiHidden/>
+    <w:uiPriority w:val="0"/>
+    <w:tblPr>
+      <w:tblCellMar>
+        <w:top w:w="0" w:type="dxa"/>
+        <w:left w:w="108" w:type="dxa"/>
+        <w:bottom w:w="0" w:type="dxa"/>
+        <w:right w:w="108" w:type="dxa"/>
+      </w:tblCellMar>
+    </w:tblPr>
+  </w:style>
+</w:styles>
+</file>
+
+<file path=word/theme/theme1.xml><?xml version="1.0" encoding="utf-8"?>
+<a:theme xmlns:a="http://schemas.openxmlformats.org/drawingml/2006/main" name="Office">
+  <a:themeElements>
+    <a:clrScheme name="Office">
+      <a:dk1>
+        <a:sysClr val="windowText" lastClr="000000"/>
+      </a:dk1>
+      <a:lt1>
+        <a:sysClr val="window" lastClr="FFFFFF"/>
+      </a:lt1>
+      <a:dk2>
+        <a:srgbClr val="1F497D"/>
+      </a:dk2>
+      <a:lt2>
+        <a:srgbClr val="EEECE1"/>
+      </a:lt2>
+      <a:accent1>
+        <a:srgbClr val="4F81BD"/>
+      </a:accent1>
+      <a:accent2>
+        <a:srgbClr val="C0504D"/>
+      </a:accent2>
+      <a:accent3>
+        <a:srgbClr val="9BBB59"/>
+      </a:accent3>
+      <a:accent4>
+        <a:srgbClr val="8064A2"/>
+      </a:accent4>
+      <a:accent5>
+        <a:srgbClr val="4BACC6"/>
+      </a:accent5>
+      <a:accent6>
+        <a:srgbClr val="F79646"/>
+      </a:accent6>
+      <a:hlink>
+        <a:srgbClr val="0000FF"/>
+      </a:hlink>
+      <a:folHlink>
+        <a:srgbClr val="800080"/>
+      </a:folHlink>
+    </a:clrScheme>
+    <a:fontScheme name="Office">
+      <a:majorFont>
+        <a:latin typeface="Cambria"/>
+        <a:ea typeface=""/>
+        <a:cs typeface=""/>
+        <a:font script="Jpan" typeface="游ゴシック Light"/>
+        <a:font script="Hang" typeface="맑은 고딕"/>
+        <a:font script="Hans" typeface="宋体"/>
+        <a:font script="Hant" typeface="新細明體"/>
+        <a:font script="Arab" typeface="Times New Roman"/>
+        <a:font script="Hebr" typeface="Times New Roman"/>
+        <a:font script="Thai" typeface="Angsana New"/>
+        <a:font script="Ethi" typeface="Nyala"/>
+        <a:font script="Beng" typeface="Vrinda"/>
+        <a:font script="Gujr" typeface="Shruti"/>
+        <a:font script="Khmr" typeface="MoolBoran"/>
+        <a:font script="Knda" typeface="Tunga"/>
+        <a:font script="Guru" typeface="Raavi"/>
+        <a:font script="Cans" typeface="Euphemia"/>
+        <a:font script="Cher" typeface="Plantagenet Cherokee"/>
+        <a:font script="Yiii" typeface="Microsoft Yi Baiti"/>
+        <a:font script="Tibt" typeface="Microsoft Himalaya"/>
+        <a:font script="Thaa" typeface="MV Boli"/>
+        <a:font script="Deva" typeface="Mangal"/>
+        <a:font script="Telu" typeface="Gautami"/>
+        <a:font script="Taml" typeface="Latha"/>
+        <a:font script="Syrc" typeface="Estrangelo Edessa"/>
+        <a:font script="Orya" typeface="Kalinga"/>
+        <a:font script="Mlym" typeface="Kartika"/>
+        <a:font script="Laoo" typeface="DokChampa"/>
+        <a:font script="Sinh" typeface="Iskoola Pota"/>
+        <a:font script="Mong" typeface="Mongolian Baiti"/>
+        <a:font script="Viet" typeface="Times New Roman"/>
+        <a:font script="Uigh" typeface="Microsoft Uighur"/>
+        <a:font script="Geor" typeface="Sylfaen"/>
+      </a:majorFont>
+      <a:minorFont>
+        <a:latin typeface="Calibri"/>
+        <a:ea typeface=""/>
+        <a:cs typeface=""/>
+        <a:font script="Jpan" typeface="游明朝"/>
+        <a:font script="Hang" typeface="맑은 고딕"/>
+        <a:font script="Hans" typeface="宋体"/>
+        <a:font script="Hant" typeface="新細明體"/>
+        <a:font script="Arab" typeface="Arial"/>
+        <a:font script="Hebr" typeface="Arial"/>
+        <a:font script="Thai" typeface="Cordia New"/>
+        <a:font script="Ethi" typeface="Nyala"/>
+        <a:font script="Beng" typeface="Vrinda"/>
+        <a:font script="Gujr" typeface="Shruti"/>
+        <a:font script="Khmr" typeface="DaunPenh"/>
+        <a:font script="Knda" typeface="Tunga"/>
+        <a:font script="Guru" typeface="Raavi"/>
+        <a:font script="Cans" typeface="Euphemia"/>
+        <a:font script="Cher" typeface="Plantagenet Cherokee"/>
+        <a:font script="Yiii" typeface="Microsoft Yi Baiti"/>
+        <a:font script="Tibt" typeface="Microsoft Himalaya"/>
+        <a:font script="Thaa" typeface="MV Boli"/>
+        <a:font script="Deva" typeface="Mangal"/>
+        <a:font script="Telu" typeface="Gautami"/>
+        <a:font script="Taml" typeface="Latha"/>
+        <a:font script="Syrc" typeface="Estrangelo Edessa"/>
+        <a:font script="Orya" typeface="Kalinga"/>
+        <a:font script="Mlym" typeface="Kartika"/>
+        <a:font script="Laoo" typeface="DokChampa"/>
+        <a:font script="Sinh" typeface="Iskoola Pota"/>
+        <a:font script="Mong" typeface="Mongolian Baiti"/>
+        <a:font script="Viet" typeface="Arial"/>
+        <a:font script="Uigh" typeface="Microsoft Uighur"/>
+        <a:font script="Geor" typeface="Sylfaen"/>
+      </a:minorFont>
+    </a:fontScheme>
+    <a:fmtScheme name="Office">
+      <a:fillStyleLst>
+        <a:solidFill>
+          <a:schemeClr val="phClr"/>
+        </a:solidFill>
+        <a:gradFill rotWithShape="1">
+          <a:gsLst>
+            <a:gs pos="0">
+              <a:schemeClr val="phClr">
+                <a:tint val="50000"/>
+                <a:satMod val="300000"/>
+              </a:schemeClr>
+            </a:gs>
+            <a:gs pos="35000">
+              <a:schemeClr val="phClr">
+                <a:tint val="37000"/>
+                <a:satMod val="300000"/>
+              </a:schemeClr>
+            </a:gs>
+            <a:gs pos="100000">
+              <a:schemeClr val="phClr">
+                <a:tint val="15000"/>
+                <a:satMod val="350000"/>
+              </a:schemeClr>
+            </a:gs>
+          </a:gsLst>
+          <a:lin ang="16200000" scaled="1"/>
+        </a:gradFill>
+        <a:gradFill rotWithShape="1">
+          <a:gsLst>
+            <a:gs pos="0">
+              <a:schemeClr val="phClr">
+                <a:shade val="51000"/>
+                <a:satMod val="130000"/>
+              </a:schemeClr>
+            </a:gs>
+            <a:gs pos="80000">
+              <a:schemeClr val="phClr">
+                <a:shade val="93000"/>
+                <a:satMod val="130000"/>
+              </a:schemeClr>
+            </a:gs>
+            <a:gs pos="100000">
+              <a:schemeClr val="phClr">
+                <a:shade val="94000"/>
+                <a:satMod val="135000"/>
+              </a:schemeClr>
+            </a:gs>
+          </a:gsLst>
+          <a:lin ang="16200000" scaled="0"/>
+        </a:gradFill>
+      </a:fillStyleLst>
+      <a:lnStyleLst>
+        <a:ln w="9525" cap="flat" cmpd="sng" algn="ctr">
+          <a:solidFill>
+            <a:schemeClr val="phClr">
+              <a:shade val="95000"/>
+              <a:satMod val="105000"/>
+            </a:schemeClr>
+          </a:solidFill>
+          <a:prstDash val="solid"/>
+        </a:ln>
+        <a:ln w="25400" cap="flat" cmpd="sng" algn="ctr">
+          <a:solidFill>
+            <a:schemeClr val="phClr"/>
+          </a:solidFill>
+          <a:prstDash val="solid"/>
+        </a:ln>
+        <a:ln w="38100" cap="flat" cmpd="sng" algn="ctr">
+          <a:solidFill>
+            <a:schemeClr val="phClr"/>
+          </a:solidFill>
+          <a:prstDash val="solid"/>
+        </a:ln>
+      </a:lnStyleLst>
+      <a:effectStyleLst>
+        <a:effectStyle>
+          <a:effectLst>
+            <a:outerShdw blurRad="40000" dist="20000" dir="5400000" rotWithShape="0">
+              <a:srgbClr val="000000">
+                <a:alpha val="38000"/>
+              </a:srgbClr>
+            </a:outerShdw>
+          </a:effectLst>
+        </a:effectStyle>
+        <a:effectStyle>
+          <a:effectLst>
+            <a:outerShdw blurRad="40000" dist="23000" dir="5400000" rotWithShape="0">
+              <a:srgbClr val="000000">
+                <a:alpha val="35000"/>
+              </a:srgbClr>
+            </a:outerShdw>
+          </a:effectLst>
+        </a:effectStyle>
+        <a:effectStyle>
+          <a:effectLst>
+            <a:outerShdw blurRad="40000" dist="23000" dir="5400000" rotWithShape="0">
+              <a:srgbClr val="000000">
+                <a:alpha val="35000"/>
+              </a:srgbClr>
+            </a:outerShdw>
+          </a:effectLst>
+          <a:scene3d>
+            <a:camera prst="orthographicFront">
+              <a:rot lat="0" lon="0" rev="0"/>
+            </a:camera>
+            <a:lightRig rig="threePt" dir="t">
+              <a:rot lat="0" lon="0" rev="1200000"/>
+            </a:lightRig>
+          </a:scene3d>
+          <a:sp3d>
+            <a:bevelT w="63500" h="25400"/>
+          </a:sp3d>
+        </a:effectStyle>
+      </a:effectStyleLst>
+      <a:bgFillStyleLst>
+        <a:solidFill>
+          <a:schemeClr val="phClr"/>
+        </a:solidFill>
+        <a:gradFill rotWithShape="1">
+          <a:gsLst>
+            <a:gs pos="0">
+              <a:schemeClr val="phClr">
+                <a:tint val="40000"/>
+                <a:satMod val="350000"/>
+              </a:schemeClr>
+            </a:gs>
+            <a:gs pos="40000">
+              <a:schemeClr val="phClr">
+                <a:tint val="45000"/>
+                <a:satMod val="350000"/>
+                <a:shade val="99000"/>
+              </a:schemeClr>
+            </a:gs>
+            <a:gs pos="100000">
+              <a:schemeClr val="phClr">
+                <a:shade val="20000"/>
+                <a:satMod val="255000"/>
+              </a:schemeClr>
+            </a:gs>
+          </a:gsLst>
+          <a:path path="circle">
+            <a:fillToRect l="50000" t="-80000" r="50000" b="180000"/>
+          </a:path>
+        </a:gradFill>
+        <a:gradFill rotWithShape="1">
+          <a:gsLst>
+            <a:gs pos="0">
+              <a:schemeClr val="phClr">
+                <a:tint val="80000"/>
+                <a:satMod val="300000"/>
+              </a:schemeClr>
+            </a:gs>
+            <a:gs pos="100000">
+              <a:schemeClr val="phClr">
+                <a:shade val="30000"/>
+                <a:satMod val="200000"/>
+              </a:schemeClr>
+            </a:gs>
+          </a:gsLst>
+          <a:path path="circle">
+            <a:fillToRect l="50000" t="50000" r="50000" b="50000"/>
+          </a:path>
+        </a:gradFill>
+      </a:bgFillStyleLst>
+    </a:fmtScheme>
+  </a:themeElements>
+  <a:objectDefaults/>
+</a:theme>
 </file>